--- a/rajasthan-nurse-50/Test_44_Full_Test_Ordered.docx
+++ b/rajasthan-nurse-50/Test_44_Full_Test_Ordered.docx
@@ -34,7 +34,7 @@
     </w:p>
     <w:p>
       <w:r>
-        <w:t>Solution: NMS is an emergency: stop antipsychotics, cool, and support.</w:t>
+        <w:t>Solution: ✅ Correct Answer: A. Antipsychotic use with rigidity, fever, and raised CK | 🧠 Clinical Rationale: NMS is an emergency: stop antipsychotics, cool, and support. | ❌ Why Not Others? | B — Overdose of SSRIs: not the appropriate nursing action here | C — Diet: INH depletes B6; supplement to prevent neuropathy. | D — Exercise: Calcium, vitamin D, and fall prevention maintain bone health. | ⚠️ Exam Trap: Read the exact question — the correct fact and its look-alike options are easy to interchange. | 💎 PNC Pearl: Antipsychotic use with rigidity, fever, and raised CK → NMS is an emergency: stop antipsychotics, cool, and support</w:t>
       </w:r>
     </w:p>
     <w:p>
@@ -79,7 +79,7 @@
     </w:p>
     <w:p>
       <w:r>
-        <w:t>Solution: High-level disinfection (glutaraldehyde) kills all microorganisms except some spores.</w:t>
+        <w:t>Solution: ✅ Correct Answer: A. All vegetative organisms but not necessarily all spores | 🧠 Clinical Rationale: High-level disinfection (glutaraldehyde) kills all microorganisms except some spores. | ❌ Why Not Others? | B — Everything including prions: not the appropriate nursing action here | C — Only viruses: not the appropriate nursing action here | D — Only bacteria: not the appropriate nursing action here | ⚠️ Exam Trap: Read the exact question — the correct fact and its look-alike options are easy to interchange. | 💎 PNC Pearl: All vegetative organisms but not necessarily all spores → High-level disinfection (glutaraldehyde) kills all microorganisms except some spores</w:t>
       </w:r>
     </w:p>
     <w:p>
@@ -124,7 +124,7 @@
     </w:p>
     <w:p>
       <w:r>
-        <w:t>Solution: The gall bladder concentrates and stores bile.</w:t>
+        <w:t>Solution: ✅ Correct Answer: A. Gall bladder | 🧠 Clinical Rationale: The gall bladder concentrates and stores bile. | ❌ Why Not Others? | B — Pancreas: Pancreatic islets secrete insulin and glucagon. | C — Stomach: NSAIDs cause gastric irritation and bleeding. | D — Spleen: The spleen filters blood and recycles iron. | ⚠️ Exam Trap: Read the exact question — the correct fact and its look-alike options are easy to interchange. | 💎 PNC Pearl: Gall bladder → concentrates and stores bile</w:t>
       </w:r>
     </w:p>
     <w:p>
@@ -169,7 +169,7 @@
     </w:p>
     <w:p>
       <w:r>
-        <w:t>Solution: Fibrocystic change causes cyclical breast pain; reassurance and supportive bras help.</w:t>
+        <w:t>Solution: ✅ Correct Answer: A. Fibrocystic changes | 🧠 Clinical Rationale: Fibrocystic change causes cyclical breast pain; reassurance and supportive bras help. | ❌ Why Not Others? | B — Cancer always: not the appropriate nursing action here | C — Infection always: not the appropriate nursing action here | D — Trauma: Birth trauma, episiotomy pain, and epidurals impair bladder sensation; monitor voiding closely. | ⚠️ Exam Trap: Read the exact question — the correct fact and its look-alike options are easy to interchange. | 💎 PNC Pearl: Fibrocystic changes → Fibrocystic change causes cyclical breast pain; reassurance and supportive bras help</w:t>
       </w:r>
     </w:p>
     <w:p>
@@ -214,7 +214,7 @@
     </w:p>
     <w:p>
       <w:r>
-        <w:t>Solution: Aspirin irritates the gastric mucosa and impairs clotting.</w:t>
+        <w:t>Solution: ✅ Correct Answer: A. Gastric irritation and bleeding | 🧠 Clinical Rationale: Aspirin irritates the gastric mucosa and impairs clotting. | ❌ Why Not Others? | B — Constipation: Opioids slow GI motility; prophylactic stool softeners and fluids are routine. | C — Weight gain: Low metabolism causes cold intolerance, weight gain, and bradycardia. | D — Blurred vision: Acute closed-angle glaucoma is an emergency (fixed mid-dilated pupil, nausea); treat to prevent blindness. | ⚠️ Exam Trap: Read the exact question — the correct fact and its look-alike options are easy to interchange. | 💎 PNC Pearl: Gastric irritation and bleeding → Aspirin irritates the gastric mucosa and impairs clotting</w:t>
       </w:r>
     </w:p>
     <w:p>
@@ -259,7 +259,7 @@
     </w:p>
     <w:p>
       <w:r>
-        <w:t>Solution: Dairy and small fish provide absorbable calcium.</w:t>
+        <w:t>Solution: ✅ Correct Answer: A. Milk and milk products | 🧠 Clinical Rationale: Dairy and small fish provide absorbable calcium. | ❌ Why Not Others? | B — Rice: Reduces swelling and pain in sprains. | C — Potatoes: not the appropriate nursing action here | D — Sugar: PPBS is measured two hours after meals. | ⚠️ Exam Trap: Read the exact question — the correct fact and its look-alike options are easy to interchange. | 💎 PNC Pearl: Milk and milk products → Dairy and small fish provide absorbable calcium</w:t>
       </w:r>
     </w:p>
     <w:p>
@@ -304,7 +304,7 @@
     </w:p>
     <w:p>
       <w:r>
-        <w:t>Solution: Randomisation minimises selection bias.</w:t>
+        <w:t>Solution: ✅ Correct Answer: A. Random allocation | 🧠 Clinical Rationale: Randomisation minimises selection bias. | ❌ Why Not Others? | B — The investigator's preference: not the appropriate nursing action here | C — Patient choice: not the appropriate nursing action here | D — Age order: not the appropriate nursing action here | ⚠️ Exam Trap: Read the exact question — the correct fact and its look-alike options are easy to interchange. | 💎 PNC Pearl: Random allocation → Randomisation minimises selection bias</w:t>
       </w:r>
     </w:p>
     <w:p>
@@ -349,7 +349,7 @@
     </w:p>
     <w:p>
       <w:r>
-        <w:t>Solution: Surfactant stabilises alveoli at low volumes.</w:t>
+        <w:t>Solution: ✅ Correct Answer: A. Reduces surface tension, preventing collapse | 🧠 Clinical Rationale: Surfactant stabilises alveoli at low volumes. | ❌ Why Not Others? | B — Increases surface tension: not the appropriate nursing action here | C — Produces mucus: not the appropriate nursing action here | D — Carries oxygen: not the appropriate nursing action here | ⚠️ Exam Trap: Don’t confuse "Reduces surface tension, preventing collapse" with "Increases surface tension" — they look alike and are easy to interchange. | 💎 PNC Pearl: Reduces surface tension, preventing collapse → Surfactant stabilises alveoli at low volumes</w:t>
       </w:r>
     </w:p>
     <w:p>
@@ -394,7 +394,7 @@
     </w:p>
     <w:p>
       <w:r>
-        <w:t>Solution: Lymphocytes respond to viral illness.</w:t>
+        <w:t>Solution: ✅ Correct Answer: A. Viral infections | 🧠 Clinical Rationale: Lymphocytes respond to viral illness. | ❌ Why Not Others? | B — Bacterial infections only: not the appropriate nursing action here | C — Bleeding: All anticoagulants raise bleeding risk. | D — Dehydration: Depressed fontanelle with poor skin turgor indicates dehydration. | ⚠️ Exam Trap: Read the exact question — the correct fact and its look-alike options are easy to interchange. | 💎 PNC Pearl: Viral infections → Lymphocytes respond to viral illness</w:t>
       </w:r>
     </w:p>
     <w:p>
@@ -439,7 +439,7 @@
     </w:p>
     <w:p>
       <w:r>
-        <w:t>Solution: Nitrite-thiosulphate combination binds cyanide.</w:t>
+        <w:t>Solution: ✅ Correct Answer: A. Sodium thiosulphate with sodium nitrite | 🧠 Clinical Rationale: Nitrite-thiosulphate combination binds cyanide. | ❌ Why Not Others? | B — Atropine: Raises the heart rate in symptomatic bradycardia. | C — Calcium gluconate: Stabilizes the myocardium; insulin–glucose, bicarbonate, and dialysis remove potassium. | D — Naloxone: Reverses opioid-induced respiratory depression. | ⚠️ Exam Trap: Read the exact question — the correct fact and its look-alike options are easy to interchange. | 💎 PNC Pearl: Sodium thiosulphate with sodium nitrite → Nitrite-thiosulphate combination binds cyanide</w:t>
       </w:r>
     </w:p>
     <w:p>
@@ -484,7 +484,7 @@
     </w:p>
     <w:p>
       <w:r>
-        <w:t>Solution: Hib vaccine has made epiglottitis rare; suspect it with drooling and stridor - do not examine the throat.</w:t>
+        <w:t>Solution: ✅ Correct Answer: A. Group A streptococcus and staphylococcus | 🧠 Clinical Rationale: Hib vaccine has made epiglottitis rare; suspect it with drooling and stridor - do not examine the throat. | ❌ Why Not Others? | B — Hib always: not the appropriate nursing action here | C — Virus always: not the appropriate nursing action here | D — Diet: INH depletes B6; supplement to prevent neuropathy. | ⚠️ Exam Trap: Read the exact question — the correct fact and its look-alike options are easy to interchange. | 💎 PNC Pearl: Group A streptococcus and staphylococcus → Hib vaccine has made epiglottitis rare; suspect it with drooling and stridor - do not examine the throat</w:t>
       </w:r>
     </w:p>
     <w:p>
@@ -529,7 +529,7 @@
     </w:p>
     <w:p>
       <w:r>
-        <w:t>Solution: Compartment syndrome and nerve injury need detection.</w:t>
+        <w:t>Solution: ✅ Correct Answer: A. Neurovascular status of the limb | 🧠 Clinical Rationale: Compartment syndrome and nerve injury need detection. | ❌ Why Not Others? | B — Only appetite: not the appropriate nursing action here | C — Only sleep: not the appropriate nursing action here | D — Nothing: Never induce vomiting after hydrocarbon ingestion — aspiration pneumonia risk; obtain urgent care. | ⚠️ Exam Trap: Read the exact question — the correct fact and its look-alike options are easy to interchange. | 💎 PNC Pearl: Neurovascular status of the limb → Compartment syndrome and nerve injury need detection</w:t>
       </w:r>
     </w:p>
     <w:p>
@@ -574,7 +574,7 @@
     </w:p>
     <w:p>
       <w:r>
-        <w:t>Solution: Evaluate BP; post-dural puncture headache follows regional anaesthesia.</w:t>
+        <w:t>Solution: ✅ Correct Answer: A. Tension headache, pre-eclampsia, or spinal headache | 🧠 Clinical Rationale: Evaluate BP; post-dural puncture headache follows regional anaesthesia. | ❌ Why Not Others? | B — Tumour always: not the appropriate nursing action here | C — Diet: INH depletes B6; supplement to prevent neuropathy. | D — Exercise: Calcium, vitamin D, and fall prevention maintain bone health. | ⚠️ Exam Trap: Read the exact question — the correct fact and its look-alike options are easy to interchange. | 💎 PNC Pearl: Tension headache, pre-eclampsia, or spinal headache → Evaluate BP; post-dural puncture headache follows regional anaesthesia</w:t>
       </w:r>
     </w:p>
     <w:p>
@@ -619,7 +619,7 @@
     </w:p>
     <w:p>
       <w:r>
-        <w:t>Solution: Dantrolene relaxes skeletal muscle and lowers the fever.</w:t>
+        <w:t>Solution: ✅ Correct Answer: A. Dantrolene | 🧠 Clinical Rationale: Dantrolene relaxes skeletal muscle and lowers the fever. | ❌ Why Not Others? | B — Adrenaline: The cortex secretes glucocorticoids, mineralocorticoids, and androgens; adrenaline comes from the medulla. | C — Morphine: Severe pancreatic pain needs parenteral opioids; avoid anticholinergics that worsen ileus. | D — Haloperidol: Hyperprolactinaemia causes galactorrhoea and sexual dysfunction. | ⚠️ Exam Trap: Read the exact question — the correct fact and its look-alike options are easy to interchange. | 💎 PNC Pearl: Dantrolene → relaxes skeletal muscle and lowers the fever</w:t>
       </w:r>
     </w:p>
     <w:p>
@@ -664,7 +664,7 @@
     </w:p>
     <w:p>
       <w:r>
-        <w:t>Solution: Micro-teaching is scaled-down practice teaching.</w:t>
+        <w:t>Solution: ✅ Correct Answer: A. Teaching a small lesson to a small group for a short time with feedback | 🧠 Clinical Rationale: Micro-teaching is scaled-down practice teaching. | ❌ Why Not Others? | B — Teaching a large class for hours: not the appropriate nursing action here | C — Only theory classes: not the appropriate nursing action here | D — Only ward teaching: not the appropriate nursing action here | ⚠️ Exam Trap: Read the exact question — the correct fact and its look-alike options are easy to interchange. | 💎 PNC Pearl: Teaching a small lesson to a small group for a short time with feedback → Micro-teaching is scaled-down practice teaching</w:t>
       </w:r>
     </w:p>
     <w:p>
@@ -709,7 +709,7 @@
     </w:p>
     <w:p>
       <w:r>
-        <w:t>Solution: Early bleeding and severe vomiting prompt referral; ultrasound and supportive care help.</w:t>
+        <w:t>Solution: ✅ Correct Answer: A. Threatened abortion and hyperemesis | 🧠 Clinical Rationale: Early bleeding and severe vomiting prompt referral; ultrasound and supportive care help. | ❌ Why Not Others? | B — Polyhydramnios: not the first trimester | C — Diabetes always: not the first trimester | D — Trauma: Birth trauma, episiotomy pain, and epidurals impair bladder sensation; monitor voiding closely. — not the first trimester | ⚠️ Exam Trap: Read the exact question — the correct fact and its look-alike options are easy to interchange. | 💎 PNC Pearl: Threatened abortion and hyperemesis = the first trimester</w:t>
       </w:r>
     </w:p>
     <w:p>
@@ -754,7 +754,7 @@
     </w:p>
     <w:p>
       <w:r>
-        <w:t>Solution: Magnesium sulphate is first-line in eclampsia.</w:t>
+        <w:t>Solution: ✅ Correct Answer: A. Magnesium sulphate | 🧠 Clinical Rationale: Magnesium sulphate is first-line in eclampsia. | ❌ Why Not Others? | B — Diazepam only: not the appropriate nursing action here | C — Phenytoin only: not the appropriate nursing action here | D — Carbamazepine: not the appropriate nursing action here | ⚠️ Exam Trap: Read the exact question — the correct fact and its look-alike options are easy to interchange. | 💎 PNC Pearl: Magnesium sulphate → first-line in eclampsia</w:t>
       </w:r>
     </w:p>
     <w:p>
@@ -799,7 +799,7 @@
     </w:p>
     <w:p>
       <w:r>
-        <w:t>Solution: Zinc supplementation during diarrhoea shortens illness and prevents recurrence.</w:t>
+        <w:t>Solution: ✅ Correct Answer: A. Inadequate intake and diarrhoeal losses | 🧠 Clinical Rationale: Zinc supplementation during diarrhoea shortens illness and prevents recurrence. | ❌ Why Not Others? | B — Excess intake: not the appropriate nursing action here | C — Genetics: Diet and heredity drive LDL; statins and lifestyle lower it. | D — Trauma: Birth trauma, episiotomy pain, and epidurals impair bladder sensation; monitor voiding closely. | ⚠️ Exam Trap: Read the exact question — the correct fact and its look-alike options are easy to interchange. | 💎 PNC Pearl: Inadequate intake and diarrhoeal losses → Zinc supplementation during diarrhoea shortens illness and prevents recurrence</w:t>
       </w:r>
     </w:p>
     <w:p>
@@ -844,7 +844,7 @@
     </w:p>
     <w:p>
       <w:r>
-        <w:t>Solution: Rapid response systems prevent arrests.</w:t>
+        <w:t>Solution: ✅ Correct Answer: A. Unrecognized deterioration | 🧠 Clinical Rationale: Rapid response systems prevent arrests. | ❌ Why Not Others? | B — Sudden arrhythmia always: not the appropriate nursing action here | C — Diet: INH depletes B6; supplement to prevent neuropathy. | D — Climate: NMSA promotes sustainable agriculture. | ⚠️ Exam Trap: Read the exact question — the correct fact and its look-alike options are easy to interchange. | 💎 PNC Pearl: Unrecognized deterioration → Rapid response systems prevent arrests</w:t>
       </w:r>
     </w:p>
     <w:p>
@@ -889,7 +889,7 @@
     </w:p>
     <w:p>
       <w:r>
-        <w:t>Solution: High coverage with catch-up drives prevents resurgence.</w:t>
+        <w:t>Solution: ✅ Correct Answer: A. Immunization coverage gaps | 🧠 Clinical Rationale: High coverage with catch-up drives prevents resurgence. | ❌ Why Not Others? | B — Vaccine failure always: not the appropriate nursing action here | C — Diet: INH depletes B6; supplement to prevent neuropathy. | D — Climate: NMSA promotes sustainable agriculture. | ⚠️ Exam Trap: Read the exact question — the correct fact and its look-alike options are easy to interchange. | 💎 PNC Pearl: Immunization coverage gaps → High coverage with catch-up drives prevents resurgence</w:t>
       </w:r>
     </w:p>
     <w:p>
@@ -934,7 +934,7 @@
     </w:p>
     <w:p>
       <w:r>
-        <w:t>Solution: Forward position and direct pressure control bleeding.</w:t>
+        <w:t>Solution: ✅ Correct Answer: A. Sitting forward with pressure on the nostrils | 🧠 Clinical Rationale: Forward position and direct pressure control bleeding. | ❌ Why Not Others? | B — Lying flat: Elevate legs to restore cerebral blood flow. | C — Leaning back: not the appropriate nursing action here | D — Pinching the bridge: not the appropriate nursing action here | ⚠️ Exam Trap: Read the exact question — the correct fact and its look-alike options are easy to interchange. | 💎 PNC Pearl: Sitting forward with pressure on the nostrils → Forward position and direct pressure control bleeding</w:t>
       </w:r>
     </w:p>
     <w:p>
@@ -979,7 +979,7 @@
     </w:p>
     <w:p>
       <w:r>
-        <w:t>Solution: Social marketing positions health as attractive and accessible.</w:t>
+        <w:t>Solution: ✅ Correct Answer: A. Applying marketing to promote healthy behaviour | 🧠 Clinical Rationale: Social marketing positions health as attractive and accessible. | ❌ Why Not Others? | B — Selling products: not the appropriate nursing action here | C — Diet: INH depletes B6; supplement to prevent neuropathy. | D — Climate: NMSA promotes sustainable agriculture. | ⚠️ Exam Trap: Read the exact question — the correct fact and its look-alike options are easy to interchange. | 💎 PNC Pearl: Applying marketing to promote healthy behaviour → Social marketing positions health as attractive and accessible</w:t>
       </w:r>
     </w:p>
     <w:p>
@@ -1024,7 +1024,7 @@
     </w:p>
     <w:p>
       <w:r>
-        <w:t>Solution: CGHS provides healthcare to central government employees.</w:t>
+        <w:t>Solution: ✅ Correct Answer: A. Central Government Health Scheme | 🧠 Clinical Rationale: CGHS provides healthcare to central government employees. | ❌ Why Not Others? | B — Central General Health Service: not the appropriate nursing action here | C — Central Government Hospital Scheme: not the appropriate nursing action here | D — Central Group Health Scheme: not the appropriate nursing action here | ⚠️ Exam Trap: Don’t confuse "Central Government Health Scheme" with "Central Government Hospital Scheme" — they look alike and are easy to interchange. | 💎 PNC Pearl: Central Government Health Scheme → CGHS provides healthcare to central government employees</w:t>
       </w:r>
     </w:p>
     <w:p>
@@ -1069,7 +1069,7 @@
     </w:p>
     <w:p>
       <w:r>
-        <w:t>Solution: Abruption releases thromboplastin triggering DIC; deliver and replace factors.</w:t>
+        <w:t>Solution: ✅ Correct Answer: A. Abruptio placentae | 🧠 Clinical Rationale: Abruption releases thromboplastin triggering DIC; deliver and replace factors. | ❌ Why Not Others? | B — Normal labour: not the appropriate nursing action here | C — Diet: INH depletes B6; supplement to prevent neuropathy. | D — Exercise: Calcium, vitamin D, and fall prevention maintain bone health. | ⚠️ Exam Trap: Read the exact question — the correct fact and its look-alike options are easy to interchange. | 💎 PNC Pearl: Abruptio placentae → Abruption releases thromboplastin triggering DIC; deliver and replace factors</w:t>
       </w:r>
     </w:p>
     <w:p>
@@ -1114,7 +1114,7 @@
     </w:p>
     <w:p>
       <w:r>
-        <w:t>Solution: AB: 1.5 lakh Health and Wellness Centres for comprehensive primary care + PM-JAY cover of ₹5 lakh/family.</w:t>
+        <w:t>Solution: ✅ Correct Answer: A. Health and Wellness Centres (AB-HWC) and PM-JAY health insurance | 🧠 Clinical Rationale: AB: 1.5 lakh Health and Wellness Centres for comprehensive primary care + PM-JAY cover of ₹5 lakh/family. | ❌ Why Not Others? | B — Hospitals and ambulances: not the appropriate nursing action here | C — Vaccines and drugs: not the appropriate nursing action here | D — Doctors and nurses: not the appropriate nursing action here | ⚠️ Exam Trap: Read the exact question — the correct fact and its look-alike options are easy to interchange. | 💎 PNC Pearl: Health and Wellness Centres (AB-HWC) and PM-JAY health insurance → AB: 1.5 lakh Health and Wellness Centres for comprehensive primary care + PM-JAY cover of ₹5 lakh/family</w:t>
       </w:r>
     </w:p>
     <w:p>
@@ -1159,7 +1159,7 @@
     </w:p>
     <w:p>
       <w:r>
-        <w:t>Solution: Weight triples by the first birthday (about 9-10 kg).</w:t>
+        <w:t>Solution: ✅ Correct Answer: A. 1 year | 🧠 Clinical Rationale: Weight triples by the first birthday (about 9-10 kg). | ❌ Why Not Others? | B — 6 months: Exclusive breastfeeding for the first 6 months is WHO-recommended. | C — 2 years: Sensorimotor (0-2), preoperational (2-7), concrete operational (7-11), formal operational (11+). | D — 3 months: DMPA is administered every 3 months (13 weeks). | ⚠️ Exam Trap: Read the exact question — the correct fact and its look-alike options are easy to interchange. | 💎 PNC Pearl: 1 year → Weight triples by the first birthday (about 9-10 kg)</w:t>
       </w:r>
     </w:p>
     <w:p>
@@ -1204,7 +1204,7 @@
     </w:p>
     <w:p>
       <w:r>
-        <w:t>Solution: Vitamin K prophylaxis at birth prevents haemorrhagic disease of the newborn.</w:t>
+        <w:t>Solution: ✅ Correct Answer: A. Vitamin K deficiency | 🧠 Clinical Rationale: Vitamin K prophylaxis at birth prevents haemorrhagic disease of the newborn. | ❌ Why Not Others? | B — Haemophilia always: not the appropriate nursing action here | C — Liver disease always: not the appropriate nursing action here | D — Diet: INH depletes B6; supplement to prevent neuropathy. | ⚠️ Exam Trap: Read the exact question — the correct fact and its look-alike options are easy to interchange. | 💎 PNC Pearl: Vitamin K deficiency → Vitamin K prophylaxis at birth prevents haemorrhagic disease of the newborn</w:t>
       </w:r>
     </w:p>
     <w:p>
@@ -1249,7 +1249,7 @@
     </w:p>
     <w:p>
       <w:r>
-        <w:t>Solution: Earplugs and machinery modification prevent NIHL.</w:t>
+        <w:t>Solution: ✅ Correct Answer: A. Hearing protection and engineering controls | 🧠 Clinical Rationale: Earplugs and machinery modification prevent NIHL. | ❌ Why Not Others? | B — Diet: INH depletes B6; supplement to prevent neuropathy. | C — Climate: NMSA promotes sustainable agriculture. | D — Genetics: Diet and heredity drive LDL; statins and lifestyle lower it. | ⚠️ Exam Trap: Read the exact question — the correct fact and its look-alike options are easy to interchange. | 💎 PNC Pearl: Hearing protection and engineering controls → Earplugs and machinery modification prevent NIHL</w:t>
       </w:r>
     </w:p>
     <w:p>
@@ -1294,7 +1294,7 @@
     </w:p>
     <w:p>
       <w:r>
-        <w:t>Solution: Prevent and manage obesity early to avoid diabetes and hypertension.</w:t>
+        <w:t>Solution: ✅ Correct Answer: A. Metabolic syndrome and type 2 diabetes | 🧠 Clinical Rationale: Prevent and manage obesity early to avoid diabetes and hypertension. | ❌ Why Not Others? | B — Deafness: The deafness programme was integrated under the blindness control programme (NPPB). | C — Fracture: Osteoporotic fragility most commonly causes hip, wrist, and vertebral fractures. | D — Anaemia: Affects more than half of pregnant women in India. | ⚠️ Exam Trap: Read the exact question — the correct fact and its look-alike options are easy to interchange. | 💎 PNC Pearl: Metabolic syndrome and type 2 diabetes → Prevent and manage obesity early to avoid diabetes and hypertension</w:t>
       </w:r>
     </w:p>
     <w:p>
@@ -1339,7 +1339,7 @@
     </w:p>
     <w:p>
       <w:r>
-        <w:t>Solution: Water flushing keeps the tube patent.</w:t>
+        <w:t>Solution: ✅ Correct Answer: A. Warm water before and after medications | 🧠 Clinical Rationale: Water flushing keeps the tube patent. | ❌ Why Not Others? | B — Carbonated soda: not the appropriate nursing action here | C — Hot tea: not the appropriate nursing action here | D — Milk: B12 is found only in animal products; vegetarians are at risk. | ⚠️ Exam Trap: Read the exact question — the correct fact and its look-alike options are easy to interchange. | 💎 PNC Pearl: Warm water before and after medications → Water flushing keeps the tube patent</w:t>
       </w:r>
     </w:p>
     <w:p>
@@ -1384,7 +1384,7 @@
     </w:p>
     <w:p>
       <w:r>
-        <w:t>Solution: Complementary feeding counselling and ICDS services address it.</w:t>
+        <w:t>Solution: ✅ Correct Answer: A. Inadequate feeding and recurrent infections | 🧠 Clinical Rationale: Complementary feeding counselling and ICDS services address it. | ❌ Why Not Others? | B — Genetics always: not the appropriate nursing action here | C — Diet always: not the appropriate nursing action here | D — Exercise: Calcium, vitamin D, and fall prevention maintain bone health. | ⚠️ Exam Trap: Read the exact question — the correct fact and its look-alike options are easy to interchange. | 💎 PNC Pearl: Complementary feeding counselling and ICDS services address it.</w:t>
       </w:r>
     </w:p>
     <w:p>
@@ -1429,7 +1429,7 @@
     </w:p>
     <w:p>
       <w:r>
-        <w:t>Solution: Aspirin in children with viral infection can cause Reye's syndrome (encephalopathy + liver failure); use paracetamol.</w:t>
+        <w:t>Solution: ✅ Correct Answer: A. Reye's syndrome | 🧠 Clinical Rationale: Aspirin in children with viral infection can cause Reye's syndrome (encephalopathy + liver failure); use paracetamol. | ❌ Why Not Others? | B — Gastric bleeding only: not the appropriate nursing action here | C — Asthma: Non-selective beta-blockade constricts airways; they are avoided in asthma. | D — Renal failure: The failing kidney cannot excrete potassium. | ⚠️ Exam Trap: Read the exact question — the correct fact and its look-alike options are easy to interchange. | 💎 PNC Pearl: Reye's syndrome → Aspirin in children with viral infection can cause (encephalopathy + liver failure); use paracetamol</w:t>
       </w:r>
     </w:p>
     <w:p>
@@ -1474,7 +1474,7 @@
     </w:p>
     <w:p>
       <w:r>
-        <w:t>Solution: Prophylaxis prevents recurrent endocarditis.</w:t>
+        <w:t>Solution: ✅ Correct Answer: A. Take antibiotics before dental procedures | 🧠 Clinical Rationale: Prophylaxis prevents recurrent endocarditis. | ❌ Why Not Others? | B — Skip dental care: not the appropriate nursing action here | C — Avoid all antibiotics: not the appropriate nursing action here | D — Ignore fevers: not the appropriate nursing action here | ⚠️ Exam Trap: Read the exact question — the correct fact and its look-alike options are easy to interchange. | 💎 PNC Pearl: Take antibiotics before dental procedures → Prophylaxis prevents recurrent endocarditis</w:t>
       </w:r>
     </w:p>
     <w:p>
@@ -1519,7 +1519,7 @@
     </w:p>
     <w:p>
       <w:r>
-        <w:t>Solution: Rhinoviruses cause most colds; they are non-enveloped RNA viruses.</w:t>
+        <w:t>Solution: ✅ Correct Answer: A. Rhinoviruses | 🧠 Clinical Rationale: Rhinoviruses cause most colds; they are non-enveloped RNA viruses. | ❌ Why Not Others? | B — Influenza: Droplet precautions use surgical masks and spatial separation. | C — Measles: UIP achieved polio eradication and reduced measles deaths. | D — Adenovirus only: not the appropriate nursing action here | ⚠️ Exam Trap: Read the exact question — the correct fact and its look-alike options are easy to interchange. | 💎 PNC Pearl: Rhinoviruses → cause most colds; they are non-enveloped RNA viruses</w:t>
       </w:r>
     </w:p>
     <w:p>
@@ -1564,7 +1564,7 @@
     </w:p>
     <w:p>
       <w:r>
-        <w:t>Solution: Cortisol manages stress, glucose, and inflammation.</w:t>
+        <w:t>Solution: ✅ Correct Answer: A. Adrenal cortex | 🧠 Clinical Rationale: Cortisol manages stress, glucose, and inflammation. | ❌ Why Not Others? | B — Adrenal medulla: Adrenaline and noradrenaline from the adrenal medulla prepare the body. | C — Pituitary: The pituitary controls other endocrine glands. | D — Thyroid: Thyroid = Uncontrolled hyperthyroidism | ⚠️ Exam Trap: Read the exact question — the correct fact and its look-alike options are easy to interchange. | 💎 PNC Pearl: Adrenal cortex → Cortisol manages stress, glucose, and inflammation</w:t>
       </w:r>
     </w:p>
     <w:p>
@@ -1609,7 +1609,7 @@
     </w:p>
     <w:p>
       <w:r>
-        <w:t>Solution: Globulins include immunoglobulins.</w:t>
+        <w:t>Solution: ✅ Correct Answer: A. Antibodies and transport proteins | 🧠 Clinical Rationale: Globulins include immunoglobulins. | ❌ Why Not Others? | B — Oxygen carriers: not the appropriate nursing action here | C — Clotting factors only: not the appropriate nursing action here | D — Buffers only: not the appropriate nursing action here | ⚠️ Exam Trap: Read the exact question — the correct fact and its look-alike options are easy to interchange. | 💎 PNC Pearl: Antibodies and transport proteins → Globulins include immunoglobulins</w:t>
       </w:r>
     </w:p>
     <w:p>
@@ -1654,7 +1654,7 @@
     </w:p>
     <w:p>
       <w:r>
-        <w:t>Solution: Rapid cell breakdown raises these levels.</w:t>
+        <w:t>Solution: ✅ Correct Answer: A. Hyperkalaemia, hyperphosphataemia, and hyperuricaemia | 🧠 Clinical Rationale: Rapid cell breakdown raises these levels. | ❌ Why Not Others? | B — Hypokalaemia: Loop diuretics deplete potassium. | C — Weight gain: Low metabolism causes cold intolerance, weight gain, and bradycardia. | D — Bradycardia: Bradycardia = 60 beats per minute | ⚠️ Exam Trap: Read the exact question — the correct fact and its look-alike options are easy to interchange. | 💎 PNC Pearl: Hyperkalaemia, hyperphosphataemia, and hyperuricaemia → Rapid cell breakdown raises these levels</w:t>
       </w:r>
     </w:p>
     <w:p>
@@ -1699,7 +1699,7 @@
     </w:p>
     <w:p>
       <w:r>
-        <w:t>Solution: Corynebacterium diphtheriae forms a grey membrane; antitoxin and antibiotics treat it.</w:t>
+        <w:t>Solution: ✅ Correct Answer: A. Membrane in the throat with bull neck | 🧠 Clinical Rationale: Corynebacterium diphtheriae forms a grey membrane; antitoxin and antibiotics treat it. | ❌ Why Not Others? | B — Rash: Allopurinol rash can precede severe reactions. | C — Jaundice: Physiological jaundice from immature liver enzymes appears after 24 hours and resolves by day 7–10. | D — Diarrhoea: Cholinergic side effects (nausea, vomiting, bradycardia) are common with cholinesterase inhibitors. | ⚠️ Exam Trap: Read the exact question — the correct fact and its look-alike options are easy to interchange. | 💎 PNC Pearl: Corynebacterium diphtheriae forms a grey membrane; antitoxin and antibiotics treat it.</w:t>
       </w:r>
     </w:p>
     <w:p>
@@ -1744,7 +1744,7 @@
     </w:p>
     <w:p>
       <w:r>
-        <w:t>Solution: Amiodarone can cause hypo- or hyperthyroidism.</w:t>
+        <w:t>Solution: ✅ Correct Answer: A. Contains iodine and affects the thyroid | 🧠 Clinical Rationale: Amiodarone can cause hypo- or hyperthyroidism. | ❌ Why Not Others? | B — Is a vitamin: not the appropriate nursing action here | C — Has no effect: not the appropriate nursing action here | D — Is excreted quickly: not the appropriate nursing action here | ⚠️ Exam Trap: Read the exact question — the correct fact and its look-alike options are easy to interchange. | 💎 PNC Pearl: Contains iodine and affects the thyroid → Amiodarone can cause hypo- or hyperthyroidism</w:t>
       </w:r>
     </w:p>
     <w:p>
@@ -1789,7 +1789,7 @@
     </w:p>
     <w:p>
       <w:r>
-        <w:t>Solution: Serotonin syndrome causes agitation, hyperthermia, clonus, and rigidity - stop serotonergic drugs.</w:t>
+        <w:t>Solution: ✅ Correct Answer: A. SSRI/SNRI combination or overdose | 🧠 Clinical Rationale: Serotonin syndrome causes agitation, hyperthermia, clonus, and rigidity - stop serotonergic drugs. | ❌ Why Not Others? | B — Single therapeutic dose: not the appropriate nursing action here | C — Diet: INH depletes B6; supplement to prevent neuropathy. | D — Exercise: Calcium, vitamin D, and fall prevention maintain bone health. | ⚠️ Exam Trap: Read the exact question — the correct fact and its look-alike options are easy to interchange. | 💎 PNC Pearl: SSRI/SNRI combination or overdose → Serotonin syndrome causes agitation, hyperthermia, clonus, and rigidity - stop serotonergic drugs</w:t>
       </w:r>
     </w:p>
     <w:p>
@@ -1834,7 +1834,7 @@
     </w:p>
     <w:p>
       <w:r>
-        <w:t>Solution: Consistent weighing detects trends.</w:t>
+        <w:t>Solution: ✅ Correct Answer: A. At the same time of day on the same scale | 🧠 Clinical Rationale: Consistent weighing detects trends. | ❌ Why Not Others? | B — Randomly: not the appropriate nursing action here | C — Only at admission: not the appropriate nursing action here | D — Only at discharge: not the appropriate nursing action here | ⚠️ Exam Trap: Read the exact question — the correct fact and its look-alike options are easy to interchange. | 💎 PNC Pearl: At the same time of day on the same scale → Consistent weighing detects trends</w:t>
       </w:r>
     </w:p>
     <w:p>
@@ -1879,7 +1879,7 @@
     </w:p>
     <w:p>
       <w:r>
-        <w:t>Solution: Serial respiratory monitoring is essential.</w:t>
+        <w:t>Solution: ✅ Correct Answer: A. Respiratory failure can develop rapidly | 🧠 Clinical Rationale: Serial respiratory monitoring is essential. | ❌ Why Not Others? | B — It measures weight: not the appropriate nursing action here | C — It checks glucose: not the appropriate nursing action here | D — It is routine: not the appropriate nursing action here | ⚠️ Exam Trap: Read the exact question — the correct fact and its look-alike options are easy to interchange. | 💎 PNC Pearl: Respiratory failure can develop rapidly → Serial respiratory monitoring is essential</w:t>
       </w:r>
     </w:p>
     <w:p>
@@ -1924,7 +1924,7 @@
     </w:p>
     <w:p>
       <w:r>
-        <w:t>Solution: OR estimates association in case-control studies.</w:t>
+        <w:t>Solution: ✅ Correct Answer: A. Odds Ratio | 🧠 Clinical Rationale: OR estimates association in case-control studies. | ❌ Why Not Others? | B — Outcome Rate: not the appropriate nursing action here | C — Observation Ratio: not the appropriate nursing action here | D — Overall Risk: not the appropriate nursing action here | ⚠️ Exam Trap: Read the exact question — the correct fact and its look-alike options are easy to interchange. | 💎 PNC Pearl: Odds Ratio → OR estimates association in case-control studies</w:t>
       </w:r>
     </w:p>
     <w:p>
@@ -1969,7 +1969,7 @@
     </w:p>
     <w:p>
       <w:r>
-        <w:t>Solution: The ileocecal valve guards the caecum.</w:t>
+        <w:t>Solution: ✅ Correct Answer: A. Small and large intestine | 🧠 Clinical Rationale: The ileocecal valve guards the caecum. | ❌ Why Not Others? | B — Stomach and duodenum: not the appropriate nursing action here | C — Oesophagus and stomach: not the appropriate nursing action here | D — Liver and gall bladder: not the appropriate nursing action here | ⚠️ Exam Trap: Read the exact question — the correct fact and its look-alike options are easy to interchange. | 💎 PNC Pearl: Small and large intestine → The ileocecal valve guards the caecum</w:t>
       </w:r>
     </w:p>
     <w:p>
@@ -2014,7 +2014,7 @@
     </w:p>
     <w:p>
       <w:r>
-        <w:t>Solution: SDG 3 targets UHC, maternal/child health, and NCDs.</w:t>
+        <w:t>Solution: ✅ Correct Answer: A. Ensure healthy lives and wellbeing for all | 🧠 Clinical Rationale: SDG 3 targets UHC, maternal/child health, and NCDs. | ❌ Why Not Others? | B — Economic growth: A large working-age share can boost growth with education and jobs. | C — Diet: INH depletes B6; supplement to prevent neuropathy. | D — Climate: NMSA promotes sustainable agriculture. | ⚠️ Exam Trap: Read the exact question — the correct fact and its look-alike options are easy to interchange. | 💎 PNC Pearl: Ensure healthy lives and wellbeing for all → SDG 3 targets UHC, maternal/child health, and NCDs</w:t>
       </w:r>
     </w:p>
     <w:p>
@@ -2059,7 +2059,7 @@
     </w:p>
     <w:p>
       <w:r>
-        <w:t>Solution: ZN staining identifies acid-fast bacilli.</w:t>
+        <w:t>Solution: ✅ Correct Answer: A. Tubercle bacilli | 🧠 Clinical Rationale: ZN staining identifies acid-fast bacilli. | ❌ Why Not Others? | B — Malaria parasites: RDTs enable same-day diagnosis and treatment of malaria. | C — Fungi: not the appropriate nursing action here | D — Viruses: Are obligate intracellular parasites composed of nucleic acid and protein coat. | ⚠️ Exam Trap: Read the exact question — the correct fact and its look-alike options are easy to interchange. | 💎 PNC Pearl: Tubercle bacilli → ZN staining identifies acid-fast bacilli</w:t>
       </w:r>
     </w:p>
     <w:p>
@@ -2104,7 +2104,7 @@
     </w:p>
     <w:p>
       <w:r>
-        <w:t>Solution: Thyroid storm is a life-threatening emergency.</w:t>
+        <w:t>Solution: ✅ Correct Answer: A. High fever, tachycardia, and agitation | 🧠 Clinical Rationale: Thyroid storm is a life-threatening emergency. | ❌ Why Not Others? | B — Bradycardia: Bradycardia = 60 beats per minute | C — Weight gain: Low metabolism causes cold intolerance, weight gain, and bradycardia. | D — Constipation: Opioids slow GI motility; prophylactic stool softeners and fluids are routine. | ⚠️ Exam Trap: Read the exact question — the correct fact and its look-alike options are easy to interchange. | 💎 PNC Pearl: High fever, tachycardia, and agitation → Thyroid storm is a life-threatening emergency</w:t>
       </w:r>
     </w:p>
     <w:p>
@@ -2149,7 +2149,7 @@
     </w:p>
     <w:p>
       <w:r>
-        <w:t>Solution: Cyclical pelvic pain, dysmenorrhoea, dyspareunia, and infertility characterize endometriosis.</w:t>
+        <w:t>Solution: ✅ Correct Answer: A. Secondary dysmenorrhoea and chronic pelvic pain | 🧠 Clinical Rationale: Cyclical pelvic pain, dysmenorrhoea, dyspareunia, and infertility characterize endometriosis. | ❌ Why Not Others? | B — Painless bleeding: not the appropriate nursing action here | C — Weight loss: Severe vomiting causes dehydration, hypokalaemia, ketosis, and weight loss; IV fluids and antiemetics are n... | D — Fever: Temperatures above 38°C are fever (pyrexia); &gt;41°C is hyperpyrexia. | ⚠️ Exam Trap: Read the exact question — the correct fact and its look-alike options are easy to interchange. | 💎 PNC Pearl: Secondary dysmenorrhoea and chronic pelvic pain → Cyclical pelvic pain, dysmenorrhoea, dyspareunia, and infertility characterize endometriosis</w:t>
       </w:r>
     </w:p>
     <w:p>
@@ -2194,7 +2194,7 @@
     </w:p>
     <w:p>
       <w:r>
-        <w:t>Solution: Massage improves blood flow and comfort.</w:t>
+        <w:t>Solution: ✅ Correct Answer: A. Promote circulation and relieve pressure | 🧠 Clinical Rationale: Massage improves blood flow and comfort. | ❌ Why Not Others? | B — Clean the back: not the appropriate nursing action here | C — Measure temperature: not the appropriate nursing action here | D — Test sensation: not the appropriate nursing action here | ⚠️ Exam Trap: Read the exact question — the correct fact and its look-alike options are easy to interchange. | 💎 PNC Pearl: Promote circulation and relieve pressure → Massage improves blood flow and comfort</w:t>
       </w:r>
     </w:p>
     <w:p>
@@ -2239,7 +2239,7 @@
     </w:p>
     <w:p>
       <w:r>
-        <w:t>Solution: Lumbar puncture confirms; start antibiotics immediately if suspected.</w:t>
+        <w:t>Solution: ✅ Correct Answer: A. Meningitis | 🧠 Clinical Rationale: Lumbar puncture confirms; start antibiotics immediately if suspected. | ❌ Why Not Others? | B — Tonsillitis always: not the appropriate nursing action here | C — Diet: INH depletes B6; supplement to prevent neuropathy. | D — Exercise: Calcium, vitamin D, and fall prevention maintain bone health. | ⚠️ Exam Trap: Read the exact question — the correct fact and its look-alike options are easy to interchange. | 💎 PNC Pearl: Meningitis → Lumbar puncture confirms; start antibiotics immediately if suspected</w:t>
       </w:r>
     </w:p>
     <w:p>
@@ -2284,7 +2284,7 @@
     </w:p>
     <w:p>
       <w:r>
-        <w:t>Solution: BSE after menses, when breasts are least nodular, helps detect changes; mammography screens after 40.</w:t>
+        <w:t>Solution: ✅ Correct Answer: A. Monthly, a few days after menstruation ends | 🧠 Clinical Rationale: BSE after menses, when breasts are least nodular, helps detect changes; mammography screens after 40. | ❌ Why Not Others? | B — Weekly: WIFS combines weekly IFA with biannual deworming. | C — Yearly: not the appropriate nursing action here | D — Never: Crushing SR/ER tablets causes dose dumping. | ⚠️ Exam Trap: Read the exact question — the correct fact and its look-alike options are easy to interchange. | 💎 PNC Pearl: Monthly, a few days after menstruation ends → BSE after menses, when breasts are least nodular, helps detect changes; mammography screens after 40</w:t>
       </w:r>
     </w:p>
     <w:p>
@@ -2329,7 +2329,7 @@
     </w:p>
     <w:p>
       <w:r>
-        <w:t>Solution: Cholera toxin activates adenylate cyclase, causing secretory diarrhoea.</w:t>
+        <w:t>Solution: ✅ Correct Answer: A. Increasing cAMP in intestinal cells causing water loss | 🧠 Clinical Rationale: Cholera toxin activates adenylate cyclase, causing secretory diarrhoea. | ❌ Why Not Others? | B — Blocking ACh: not the appropriate nursing action here | C — Lysing red cells: not the appropriate nursing action here | D — Blocking protein synthesis: not the appropriate nursing action here | ⚠️ Exam Trap: Read the exact question — the correct fact and its look-alike options are easy to interchange. | 💎 PNC Pearl: Increasing cAMP in intestinal cells causing water loss → Cholera toxin activates adenylate cyclase, causing secretory diarrhoea</w:t>
       </w:r>
     </w:p>
     <w:p>
@@ -2374,7 +2374,7 @@
     </w:p>
     <w:p>
       <w:r>
-        <w:t>Solution: Defibrillation is key for shockable rhythms.</w:t>
+        <w:t>Solution: ✅ Correct Answer: A. Early defibrillation improves survival in VF | 🧠 Clinical Rationale: Defibrillation is key for shockable rhythms. | ❌ Why Not Others? | B — It is required: not the appropriate nursing action here | C — It slows CPR: not the appropriate nursing action here | D — It replaces compressions: not the appropriate nursing action here | ⚠️ Exam Trap: Read the exact question — the correct fact and its look-alike options are easy to interchange. | 💎 PNC Pearl: Early defibrillation improves survival in VF → Defibrillation is key for shockable rhythms</w:t>
       </w:r>
     </w:p>
     <w:p>
@@ -2419,7 +2419,7 @@
     </w:p>
     <w:p>
       <w:r>
-        <w:t>Solution: Villi maximise nutrient absorption.</w:t>
+        <w:t>Solution: ✅ Correct Answer: A. Increase the surface area for absorption | 🧠 Clinical Rationale: Villi maximise nutrient absorption. | ❌ Why Not Others? | B — Produce bile: not the appropriate nursing action here | C — Filter blood: The spleen filters blood and stores platelets. | D — Store fat: not the appropriate nursing action here | ⚠️ Exam Trap: Read the exact question — the correct fact and its look-alike options are easy to interchange. | 💎 PNC Pearl: Increase the surface area for absorption → Villi maximise nutrient absorption</w:t>
       </w:r>
     </w:p>
     <w:p>
@@ -2464,7 +2464,7 @@
     </w:p>
     <w:p>
       <w:r>
-        <w:t>Solution: Iodized salt eliminated most iodine-deficiency goitre.</w:t>
+        <w:t>Solution: ✅ Correct Answer: A. Iodine deficiency | 🧠 Clinical Rationale: Iodized salt eliminated most iodine-deficiency goitre. | ❌ Why Not Others? | B — Excess iodine: not the appropriate nursing action here | C — Genetics: Diet and heredity drive LDL; statins and lifestyle lower it. | D — Infection: Loss of immunoglobulins predisposes to peritonitis and cellulitis; also watch thrombosis. | ⚠️ Exam Trap: Read the exact question — the correct fact and its look-alike options are easy to interchange. | 💎 PNC Pearl: Iodine deficiency → Iodized salt eliminated most iodine-deficiency goitre</w:t>
       </w:r>
     </w:p>
     <w:p>
@@ -2509,7 +2509,7 @@
     </w:p>
     <w:p>
       <w:r>
-        <w:t>Solution: Dry cough and angioedema are ACE-inhibitor effects.</w:t>
+        <w:t>Solution: ✅ Correct Answer: A. Persistent cough and swelling | 🧠 Clinical Rationale: Dry cough and angioedema are ACE-inhibitor effects. | ❌ Why Not Others? | B — Increased appetite: PTSD: re-experiencing, avoidance, hyperarousal, and negative mood after trauma — not euphoria. | C — Constipation: Opioids slow GI motility; prophylactic stool softeners and fluids are routine. | D — Hair growth: not the appropriate nursing action here | ⚠️ Exam Trap: Read the exact question — the correct fact and its look-alike options are easy to interchange. | 💎 PNC Pearl: Persistent cough and swelling → Dry cough and angioedema are ACE-inhibitor effects</w:t>
       </w:r>
     </w:p>
     <w:p>
@@ -2554,7 +2554,7 @@
     </w:p>
     <w:p>
       <w:r>
-        <w:t>Solution: The goal is 1,50,000 HWCs transforming sub-centres/PHCs.</w:t>
+        <w:t>Solution: ✅ Correct Answer: A. 1.5 lakh health and wellness centres | 🧠 Clinical Rationale: The goal is 1,50,000 HWCs transforming sub-centres/PHCs. | ❌ Why Not Others? | B — 10 lakh: not the appropriate nursing action here | C — 100: IQ is normally distributed around 100. | D — 1,000: CDR = total deaths / mid-year population x 1,000. | ⚠️ Exam Trap: Read the exact question — the correct fact and its look-alike options are easy to interchange. | 💎 PNC Pearl: 1.5 lakh health and wellness centres → The goal is 1,50,000 HWCs transforming sub-centres/PHCs</w:t>
       </w:r>
     </w:p>
     <w:p>
@@ -2599,7 +2599,7 @@
     </w:p>
     <w:p>
       <w:r>
-        <w:t>Solution: Passive ROM is given to immobile patients.</w:t>
+        <w:t>Solution: ✅ Correct Answer: A. Cannot move the limb | 🧠 Clinical Rationale: Passive ROM is given to immobile patients. | ❌ Why Not Others? | B — Is exercising: not the appropriate nursing action here | C — Is eating: not the appropriate nursing action here | D — Is asleep: not the appropriate nursing action here | ⚠️ Exam Trap: Read the exact question — the correct fact and its look-alike options are easy to interchange. | 💎 PNC Pearl: Cannot move the limb → Passive ROM is given to immobile patients</w:t>
       </w:r>
     </w:p>
     <w:p>
@@ -2644,7 +2644,7 @@
     </w:p>
     <w:p>
       <w:r>
-        <w:t>Solution: Peak flow monitoring tracks asthma control.</w:t>
+        <w:t>Solution: ✅ Correct Answer: A. Peak flow meter | 🧠 Clinical Rationale: Peak flow monitoring tracks asthma control. | ❌ Why Not Others? | B — Thermometer: not the appropriate nursing action here | C — Sphygmomanometer: not the appropriate nursing action here | D — Otoscope: not the appropriate nursing action here | ⚠️ Exam Trap: Read the exact question — the correct fact and its look-alike options are easy to interchange. | 💎 PNC Pearl: Peak flow meter → Peak flow monitoring tracks asthma control</w:t>
       </w:r>
     </w:p>
     <w:p>
@@ -2689,7 +2689,7 @@
     </w:p>
     <w:p>
       <w:r>
-        <w:t>Solution: Monitor metabolic parameters on atypicals.</w:t>
+        <w:t>Solution: ✅ Correct Answer: A. Atypical antipsychotics (olanzapine, clozapine) | 🧠 Clinical Rationale: Monitor metabolic parameters on atypicals. | ❌ Why Not Others? | B — Haloperidol: Hyperprolactinaemia causes galactorrhoea and sexual dysfunction. | C — Diet: INH depletes B6; supplement to prevent neuropathy. | D — Exercise: Calcium, vitamin D, and fall prevention maintain bone health. | ⚠️ Exam Trap: Read the exact question — the correct fact and its look-alike options are easy to interchange. | 💎 PNC Pearl: Atypical antipsychotics (olanzapine, clozapine) → Monitor metabolic parameters on atypicals</w:t>
       </w:r>
     </w:p>
     <w:p>
@@ -2734,7 +2734,7 @@
     </w:p>
     <w:p>
       <w:r>
-        <w:t>Solution: Social disorganization (poverty, migration, breakdown) correlates with deviance and ill health.</w:t>
+        <w:t>Solution: ✅ Correct Answer: A. Breakdown of social norms and institutions | 🧠 Clinical Rationale: Social disorganization (poverty, migration, breakdown) correlates with deviance and ill health. | ❌ Why Not Others? | B — Economic growth: A large working-age share can boost growth with education and jobs. | C — Urban planning: not the appropriate nursing action here | D — Political stability: not the appropriate nursing action here | ⚠️ Exam Trap: Read the exact question — the correct fact and its look-alike options are easy to interchange. | 💎 PNC Pearl: Breakdown of social norms and institutions → Social disorganization (poverty, migration, breakdown) correlates with deviance and ill health</w:t>
       </w:r>
     </w:p>
     <w:p>
@@ -2779,7 +2779,7 @@
     </w:p>
     <w:p>
       <w:r>
-        <w:t>Solution: Brucellosis and TB spread through raw milk.</w:t>
+        <w:t>Solution: ✅ Correct Answer: A. Unpasteurized milk contamination | 🧠 Clinical Rationale: Brucellosis and TB spread through raw milk. | ❌ Why Not Others? | B — Fresh milk always: not the appropriate nursing action here | C — Diet: INH depletes B6; supplement to prevent neuropathy. | D — Climate: NMSA promotes sustainable agriculture. | ⚠️ Exam Trap: Read the exact question — the correct fact and its look-alike options are easy to interchange. | 💎 PNC Pearl: Unpasteurized milk contamination → Brucellosis and TB spread through raw milk</w:t>
       </w:r>
     </w:p>
     <w:p>
@@ -2824,7 +2824,7 @@
     </w:p>
     <w:p>
       <w:r>
-        <w:t>Solution: Side rails prevent falls in at-risk patients.</w:t>
+        <w:t>Solution: ✅ Correct Answer: A. Up for confused or sedated patients | 🧠 Clinical Rationale: Side rails prevent falls in at-risk patients. | ❌ Why Not Others? | B — Always down: not the appropriate nursing action here | C — Only at night: not the appropriate nursing action here | D — Never: Crushing SR/ER tablets causes dose dumping. | ⚠️ Exam Trap: Read the exact question — the correct fact and its look-alike options are easy to interchange. | 💎 PNC Pearl: Up for confused or sedated patients → Side rails prevent falls in at-risk patients</w:t>
       </w:r>
     </w:p>
     <w:p>
@@ -2869,7 +2869,7 @@
     </w:p>
     <w:p>
       <w:r>
-        <w:t>Solution: Immobilisation prevents further injury.</w:t>
+        <w:t>Solution: ✅ Correct Answer: A. Immobilised and aligned | 🧠 Clinical Rationale: Immobilisation prevents further injury. | ❌ Why Not Others? | B — Flexed: Knees ease abdominal pain. | C — Rotated: Erb-Duchenne palsy affects C5-C6 with loss of shoulder abduction and elbow flexion. | D — Unsupported: not the appropriate nursing action here | ⚠️ Exam Trap: Read the exact question — the correct fact and its look-alike options are easy to interchange. | 💎 PNC Pearl: Immobilised and aligned → Immobilisation prevents further injury</w:t>
       </w:r>
     </w:p>
     <w:p>
@@ -2914,7 +2914,7 @@
     </w:p>
     <w:p>
       <w:r>
-        <w:t>Solution: Febrile neutropenia is an emergency.</w:t>
+        <w:t>Solution: ✅ Correct Answer: A. It may indicate life-threatening sepsis | 🧠 Clinical Rationale: Febrile neutropenia is an emergency. | ❌ Why Not Others? | B — It is normal: not the correct first action | C — It will pass: not the correct first action | D — It is harmless: not the correct first action | ⚠️ Exam Trap: In priority questions, choose the immediate life-saving nursing action before notification, investigation, or documentation. | 🩺 Clinical Thinking: Recognize → Stabilize → Reassess → Escalate | 💎 PNC Pearl: It may indicate life-threatening sepsis → Febrile neutropenia is an emergency</w:t>
       </w:r>
     </w:p>
     <w:p>
@@ -2959,7 +2959,7 @@
     </w:p>
     <w:p>
       <w:r>
-        <w:t>Solution: Troponin is the preferred biomarker for MI.</w:t>
+        <w:t>Solution: ✅ Correct Answer: A. Troponin (and CK-MB) | 🧠 Clinical Rationale: Troponin is the preferred biomarker for MI. | ❌ Why Not Others? | B — ALT: not the appropriate nursing action here | C — Bilirubin: Most phototherapy is for exaggerated physiological jaundice; monitor levels and response. | D — Amylase: Salivary amylase breaks down starch into maltose. | ⚠️ Exam Trap: Read the exact question — the correct fact and its look-alike options are easy to interchange. | 💎 PNC Pearl: Troponin (and CK-MB) → Troponin is the preferred biomarker for MI</w:t>
       </w:r>
     </w:p>
     <w:p>
@@ -3004,7 +3004,7 @@
     </w:p>
     <w:p>
       <w:r>
-        <w:t>Solution: FRC = ERV + RV, keeping alveoli open between breaths.</w:t>
+        <w:t>Solution: ✅ Correct Answer: A. Functional residual capacity | 🧠 Clinical Rationale: FRC = ERV + RV, keeping alveoli open between breaths. | ❌ Why Not Others? | B — Residual volume: (~1200 ml) keeps alveoli from collapsing and cannot be voluntarily expelled. | C — Tidal volume: (~500 ml) is the volume per breath at rest. | D — Inspiratory capacity: not the appropriate nursing action here | ⚠️ Exam Trap: Read the exact question — the correct fact and its look-alike options are easy to interchange. | 💎 PNC Pearl: Functional residual capacity → FRC = ERV + RV, keeping alveoli open between breaths</w:t>
       </w:r>
     </w:p>
     <w:p>
@@ -3049,7 +3049,7 @@
     </w:p>
     <w:p>
       <w:r>
-        <w:t>Solution: Protect patient privacy; share on a need-to-know basis.</w:t>
+        <w:t>Solution: ✅ Correct Answer: A. Sharing information only with those involved in care | 🧠 Clinical Rationale: Protect patient privacy; share on a need-to-know basis. | ❌ Why Not Others? | B — Telling everyone: not the appropriate nursing action here | C — Publishing data: not the appropriate nursing action here | D — Deleting records: not the appropriate nursing action here | ⚠️ Exam Trap: Read the exact question — the correct fact and its look-alike options are easy to interchange. | 💎 PNC Pearl: Sharing information only with those involved in care → Protect patient privacy; share on a need-to-know basis</w:t>
       </w:r>
     </w:p>
     <w:p>
@@ -3094,7 +3094,7 @@
     </w:p>
     <w:p>
       <w:r>
-        <w:t>Solution: Soiled linen is contained to prevent the spread of infection.</w:t>
+        <w:t>Solution: ✅ Correct Answer: A. In a leak-proof hamper, not on the floor | 🧠 Clinical Rationale: Soiled linen is contained to prevent the spread of infection. | ❌ Why Not Others? | B — On the floor: not the appropriate nursing action here | C — On the patient: Nursing diagnoses (NANDA) address human responses. | D — By the window: not the appropriate nursing action here | ⚠️ Exam Trap: Don’t confuse "In a leak-proof hamper, not on the floor" with "On the floor" — they look alike and are easy to interchange. | 💎 PNC Pearl: In a leak-proof hamper, not on the floor → Soiled linen is contained to prevent the spread of infection</w:t>
       </w:r>
     </w:p>
     <w:p>
@@ -3139,7 +3139,7 @@
     </w:p>
     <w:p>
       <w:r>
-        <w:t>Solution: Vitreous occupies the space behind the lens.</w:t>
+        <w:t>Solution: ✅ Correct Answer: A. Posterior cavity of the eyeball | 🧠 Clinical Rationale: Vitreous occupies the space behind the lens. | ❌ Why Not Others? | B — Anterior chamber: Mydriasis (dim light, drugs) can precipitate closed-angle glaucoma. | C — Lens: The lens changes shape (accommodation) to focus light. | D — Cornea: not the appropriate nursing action here | ⚠️ Exam Trap: Read the exact question — the correct fact and its look-alike options are easy to interchange. | 💎 PNC Pearl: Posterior cavity of the eyeball → Vitreous occupies the space behind the lens</w:t>
       </w:r>
     </w:p>
     <w:p>
@@ -3184,7 +3184,7 @@
     </w:p>
     <w:p>
       <w:r>
-        <w:t>Solution: Hyperextension lets drops reach the nasal passages.</w:t>
+        <w:t>Solution: ✅ Correct Answer: A. Hyperextended over the edge of the bed | 🧠 Clinical Rationale: Hyperextension lets drops reach the nasal passages. | ❌ Why Not Others? | B — Flexed forward: not the appropriate nursing action here | C — Turned to the side: Side positioning prevents aspiration of fluids. | D — Upright: Elevation prevents reflux and aspiration. | ⚠️ Exam Trap: Read the exact question — the correct fact and its look-alike options are easy to interchange. | 💎 PNC Pearl: Hyperextended over the edge of the bed → Hyperextension lets drops reach the nasal passages</w:t>
       </w:r>
     </w:p>
     <w:p>
@@ -3229,7 +3229,7 @@
     </w:p>
     <w:p>
       <w:r>
-        <w:t>Solution: Poor fat absorption depletes A, D, E, and K.</w:t>
+        <w:t>Solution: ✅ Correct Answer: A. Fat malabsorption (biliary and pancreatic disease) | 🧠 Clinical Rationale: Poor fat absorption depletes A, D, E, and K. | ❌ Why Not Others? | B — Excess intake: not the appropriate nursing action here | C — Exercise: Calcium, vitamin D, and fall prevention maintain bone health. | D — Climate: NMSA promotes sustainable agriculture. | ⚠️ Exam Trap: Read the exact question — the correct fact and its look-alike options are easy to interchange. | 💎 PNC Pearl: Fat malabsorption (biliary and pancreatic disease) → Poor fat absorption depletes A, D, E, and K</w:t>
       </w:r>
     </w:p>
     <w:p>
@@ -3274,7 +3274,7 @@
     </w:p>
     <w:p>
       <w:r>
-        <w:t>Solution: Oil-based products near oxygen are a fire hazard.</w:t>
+        <w:t>Solution: ✅ Correct Answer: A. Oxygen supports combustion and oil can ignite | 🧠 Clinical Rationale: Oil-based products near oxygen are a fire hazard. | ❌ Why Not Others? | B — It corrodes the tubing: not the appropriate nursing action here | C — It alters oxygen purity: not the appropriate nursing action here | D — It stains linen: not the appropriate nursing action here | ⚠️ Exam Trap: Read the exact question — the correct fact and its look-alike options are easy to interchange. | 💎 PNC Pearl: Oxygen supports combustion and oil can ignite → Oil-based products near oxygen are a fire hazard</w:t>
       </w:r>
     </w:p>
     <w:p>
@@ -3319,7 +3319,7 @@
     </w:p>
     <w:p>
       <w:r>
-        <w:t>Solution: Haematocrit is roughly 45% in males.</w:t>
+        <w:t>Solution: ✅ Correct Answer: A. 40-50% | 🧠 Clinical Rationale: Haematocrit is roughly 45% in males. | ❌ Why Not Others? | B — 10-20%: not the appropriate nursing action here | C — 60-70%: not the appropriate nursing action here | D — 80-90%: not the appropriate nursing action here | ⚠️ Exam Trap: Read the exact question — the correct fact and its look-alike options are easy to interchange. | 💎 PNC Pearl: 40-50% → Haematocrit is roughly 45% in males</w:t>
       </w:r>
     </w:p>
     <w:p>
@@ -3364,7 +3364,7 @@
     </w:p>
     <w:p>
       <w:r>
-        <w:t>Solution: Protein intake and resistance exercise preserve muscle.</w:t>
+        <w:t>Solution: ✅ Correct Answer: A. Inadequate protein and inactivity | 🧠 Clinical Rationale: Protein intake and resistance exercise preserve muscle. | ❌ Why Not Others? | B — Genetics only: not the appropriate nursing action here | C — Diet only: not the appropriate nursing action here | D — Climate: NMSA promotes sustainable agriculture. | ⚠️ Exam Trap: Read the exact question — the correct fact and its look-alike options are easy to interchange. | 💎 PNC Pearl: Inadequate protein and inactivity → Protein intake and resistance exercise preserve muscle</w:t>
       </w:r>
     </w:p>
     <w:p>
@@ -3409,7 +3409,7 @@
     </w:p>
     <w:p>
       <w:r>
-        <w:t>Solution: Atropine blocks muscarinic effects; pralidoxime reactivates cholinesterase.</w:t>
+        <w:t>Solution: ✅ Correct Answer: A. Atropine with pralidoxime (2-PAM) | 🧠 Clinical Rationale: Atropine blocks muscarinic effects; pralidoxime reactivates cholinesterase. | ❌ Why Not Others? | B — Naloxone only: not the appropriate nursing action here | C — Vitamin K: Reverses warfarin's effect. | D — Calcium gluconate: Stabilizes the myocardium; insulin–glucose, bicarbonate, and dialysis remove potassium. | ⚠️ Exam Trap: Read the exact question — the correct fact and its look-alike options are easy to interchange. | 💎 PNC Pearl: Atropine with pralidoxime (2-PAM) → Atropine blocks muscarinic effects; pralidoxime reactivates cholinesterase</w:t>
       </w:r>
     </w:p>
     <w:p>
@@ -3454,7 +3454,7 @@
     </w:p>
     <w:p>
       <w:r>
-        <w:t>Solution: Oestrogen-containing pills raise VTE risk; avoid in smokers &gt;35 and those with thrombotic history.</w:t>
+        <w:t>Solution: ✅ Correct Answer: A. History of thromboembolism or smoking over 35 | 🧠 Clinical Rationale: Oestrogen-containing pills raise VTE risk; avoid in smokers &gt;35 and those with thrombotic history. | ❌ Why Not Others? | B — Mild acne: not the appropriate nursing action here | C — Regular cycles: not the appropriate nursing action here | D — Desire for reversible method: not the appropriate nursing action here | ⚠️ Exam Trap: Read the exact question — the correct fact and its look-alike options are easy to interchange. | 💎 PNC Pearl: History of thromboembolism or smoking over 35 → Oestrogen-containing pills raise VTE risk; avoid in smokers &gt;35 and those with thrombotic history</w:t>
       </w:r>
     </w:p>
     <w:p>
@@ -3499,7 +3499,7 @@
     </w:p>
     <w:p>
       <w:r>
-        <w:t>Solution: Ottawa Charter: build healthy public policy, create supportive environments.</w:t>
+        <w:t>Solution: ✅ Correct Answer: A. Empowering people to control their health | 🧠 Clinical Rationale: Ottawa Charter: build healthy public policy, create supportive environments. | ❌ Why Not Others? | B — Treatment: Danger-sign recognition and early antibiotics save newborns. | C — Diet: INH depletes B6; supplement to prevent neuropathy. | D — Climate: NMSA promotes sustainable agriculture. | ⚠️ Exam Trap: Read the exact question — the correct fact and its look-alike options are easy to interchange. | 💎 PNC Pearl: Empowering people to control their health → Ottawa Charter: build healthy public policy, create supportive environments</w:t>
       </w:r>
     </w:p>
     <w:p>
@@ -3544,7 +3544,7 @@
     </w:p>
     <w:p>
       <w:r>
-        <w:t>Solution: Controlled protein reduces ammonia production.</w:t>
+        <w:t>Solution: ✅ Correct Answer: A. As ordered to reduce ammonia | 🧠 Clinical Rationale: Controlled protein reduces ammonia production. | ❌ Why Not Others? | B — Completely forever: not the appropriate nursing action here | C — Only at night: not the appropriate nursing action here | D — Never: Crushing SR/ER tablets causes dose dumping. | ⚠️ Exam Trap: Read the exact question — the correct fact and its look-alike options are easy to interchange. | 💎 PNC Pearl: As ordered to reduce ammonia → Controlled protein reduces ammonia production</w:t>
       </w:r>
     </w:p>
     <w:p>
@@ -3589,7 +3589,7 @@
     </w:p>
     <w:p>
       <w:r>
-        <w:t>Solution: Exotoxins are proteins destroyed by heat; endotoxin is heat-stable LPS.</w:t>
+        <w:t>Solution: ✅ Correct Answer: A. Exotoxin (protein) | 🧠 Clinical Rationale: Exotoxins are proteins destroyed by heat; endotoxin is heat-stable LPS. | ❌ Why Not Others? | B — Endotoxin (LPS): not the appropriate nursing action here | C — Both equally: not the appropriate nursing action here | D — Neither: not the appropriate nursing action here | ⚠️ Exam Trap: Read the exact question — the correct fact and its look-alike options are easy to interchange. | 💎 PNC Pearl: Exotoxin (protein) → Exotoxins are proteins destroyed by heat; endotoxin is heat-stable LPS</w:t>
       </w:r>
     </w:p>
     <w:p>
@@ -3634,7 +3634,7 @@
     </w:p>
     <w:p>
       <w:r>
-        <w:t>Solution: Informed consent, review boards, and confidentiality protect subjects.</w:t>
+        <w:t>Solution: ✅ Correct Answer: A. Protecting vulnerable participants | 🧠 Clinical Rationale: Informed consent, review boards, and confidentiality protect subjects. | ❌ Why Not Others? | B — Data quality only: not the appropriate nursing action here | C — Diet: INH depletes B6; supplement to prevent neuropathy. | D — Exercise: Calcium, vitamin D, and fall prevention maintain bone health. | ⚠️ Exam Trap: Read the exact question — the correct fact and its look-alike options are easy to interchange. | 💎 PNC Pearl: Protecting vulnerable participants → Informed consent, review boards, and confidentiality protect subjects</w:t>
       </w:r>
     </w:p>
     <w:p>
@@ -3679,7 +3679,7 @@
     </w:p>
     <w:p>
       <w:r>
-        <w:t>Solution: Renal complications are life-threatening.</w:t>
+        <w:t>Solution: ✅ Correct Answer: A. Fluid balance, potassium, and urine output | 🧠 Clinical Rationale: Renal complications are life-threatening. | ❌ Why Not Others? | B — Only appetite: not the appropriate nursing action here | C — Only sleep: not the appropriate nursing action here | D — Nothing: Never induce vomiting after hydrocarbon ingestion — aspiration pneumonia risk; obtain urgent care. | ⚠️ Exam Trap: Read the exact question — the correct fact and its look-alike options are easy to interchange. | 💎 PNC Pearl: Fluid balance, potassium, and urine output → Renal complications are life-threatening</w:t>
       </w:r>
     </w:p>
     <w:p>
@@ -3724,7 +3724,7 @@
     </w:p>
     <w:p>
       <w:r>
-        <w:t>Solution: Flight of ideas is a manic symptom.</w:t>
+        <w:t>Solution: ✅ Correct Answer: A. Mania | 🧠 Clinical Rationale: Flight of ideas is a manic symptom. | ❌ Why Not Others? | B — Depression: Is the most common and a leading cause of disability worldwide. | C — Dementia: Visual hallucinations with confusion suggest delirium or Lewy body disease. | D — Anorexia: Nutrition support improves tolerance and outcomes. | ⚠️ Exam Trap: Read the exact question — the correct fact and its look-alike options are easy to interchange. | 💎 PNC Pearl: Mania → Flight of ideas is a manic symptom</w:t>
       </w:r>
     </w:p>
     <w:p>
@@ -3769,7 +3769,7 @@
     </w:p>
     <w:p>
       <w:r>
-        <w:t>Solution: Neutrophils surge during bacterial infection.</w:t>
+        <w:t>Solution: ✅ Correct Answer: A. Acute bacterial infections | 🧠 Clinical Rationale: Neutrophils surge during bacterial infection. | ❌ Why Not Others? | B — Viral infections only: not the appropriate nursing action here | C — Allergic reactions only: not the appropriate nursing action here | D — Anaemia: Affects more than half of pregnant women in India. | ⚠️ Exam Trap: Read the exact question — the correct fact and its look-alike options are easy to interchange. | 💎 PNC Pearl: Acute bacterial infections → Neutrophils surge during bacterial infection</w:t>
       </w:r>
     </w:p>
     <w:p>
@@ -3814,7 +3814,7 @@
     </w:p>
     <w:p>
       <w:r>
-        <w:t>Solution: Dilutional hyponatraemia occurs with inappropriate fluids; correct slowly.</w:t>
+        <w:t>Solution: ✅ Correct Answer: A. Excess free water or sodium loss | 🧠 Clinical Rationale: Dilutional hyponatraemia occurs with inappropriate fluids; correct slowly. | ❌ Why Not Others? | B — Diet: INH depletes B6; supplement to prevent neuropathy. | C — Exercise: Calcium, vitamin D, and fall prevention maintain bone health. | D — Vaccination: Absence of a scar does not mean no protection; check vaccination records. | ⚠️ Exam Trap: Read the exact question — the correct fact and its look-alike options are easy to interchange. | 💎 PNC Pearl: Excess free water or sodium loss → Dilutional hyponatraemia occurs with inappropriate fluids; correct slowly</w:t>
       </w:r>
     </w:p>
     <w:p>
@@ -3859,7 +3859,7 @@
     </w:p>
     <w:p>
       <w:r>
-        <w:t>Solution: Foster care, education, and nutrition programmes support orphans.</w:t>
+        <w:t>Solution: ✅ Correct Answer: A. Loss of caregivers with weak safety nets | 🧠 Clinical Rationale: Foster care, education, and nutrition programmes support orphans. | ❌ Why Not Others? | B — Genetics: Diet and heredity drive LDL; statins and lifestyle lower it. | C — Climate: NMSA promotes sustainable agriculture. | D — Diet: INH depletes B6; supplement to prevent neuropathy. | ⚠️ Exam Trap: Read the exact question — the correct fact and its look-alike options are easy to interchange. | 💎 PNC Pearl: Loss of caregivers with weak safety nets → Foster care, education, and nutrition programmes support orphans</w:t>
       </w:r>
     </w:p>
     <w:p>
@@ -3904,7 +3904,7 @@
     </w:p>
     <w:p>
       <w:r>
-        <w:t>Solution: IQ = (MA/CA) × 100.</w:t>
+        <w:t>Solution: ✅ Correct Answer: A. Mental age ÷ chronological age × 100 | 🧠 Clinical Rationale: IQ = (MA/CA) × 100. | ❌ Why Not Others? | B — Chronological age ÷ mental age: not the appropriate nursing action here | C — Age × 100: IQ = (MA/CA) × 100; 100 is average. | D — Score ÷ age: not the appropriate nursing action here | ⚠️ Exam Trap: Don’t confuse "Mental age ÷ chronological age × 100" with "Age × 100" — they look alike and are easy to interchange. | 💎 PNC Pearl: Mental age ÷ chronological age × 100 → IQ = (MA/CA) × 100</w:t>
       </w:r>
     </w:p>
     <w:p>
@@ -3949,7 +3949,7 @@
     </w:p>
     <w:p>
       <w:r>
-        <w:t>Solution: Suicidal patients need continuous supervision.</w:t>
+        <w:t>Solution: ✅ Correct Answer: A. Alone at any time | 🧠 Clinical Rationale: Suicidal patients need continuous supervision. | ❌ Why Not Others? | B — With family: not the appropriate nursing action here | C — With another patient: not the appropriate nursing action here | D — In the bathroom with the door open: not the appropriate nursing action here | ⚠️ Exam Trap: Read the exact question — the correct fact and its look-alike options are easy to interchange. | 💎 PNC Pearl: Alone at any time → Suicidal patients need continuous supervision</w:t>
       </w:r>
     </w:p>
     <w:p>
@@ -3994,7 +3994,7 @@
     </w:p>
     <w:p>
       <w:r>
-        <w:t>Solution: Assess each person individually.</w:t>
+        <w:t>Solution: ✅ Correct Answer: A. Overgeneralizing groups | 🧠 Clinical Rationale: Assess each person individually. | ❌ Why Not Others? | B — Pattern recognition: not the appropriate nursing action here | C — Diet: INH depletes B6; supplement to prevent neuropathy. | D — Exercise: Calcium, vitamin D, and fall prevention maintain bone health. | ⚠️ Exam Trap: Read the exact question — the correct fact and its look-alike options are easy to interchange. | 💎 PNC Pearl: Overgeneralizing groups → Assess each person individually</w:t>
       </w:r>
     </w:p>
     <w:p>
@@ -4039,7 +4039,7 @@
     </w:p>
     <w:p>
       <w:r>
-        <w:t>Solution: Elevation eases breathing and drainage.</w:t>
+        <w:t>Solution: ✅ Correct Answer: A. Semi-Fowler's to high Fowler's | 🧠 Clinical Rationale: Elevation eases breathing and drainage. | ❌ Why Not Others? | B — Flat supine: Leg elevation improves venous return; loosen tight clothing and monitor. | C — Prone: IHIP provides case-based, real-time disease surveillance. | D — Trendelenburg: Leg elevation improves venous return in shock. | ⚠️ Exam Trap: Read the exact question — the correct fact and its look-alike options are easy to interchange. | 💎 PNC Pearl: Semi-Fowler's to high Fowler's → Elevation eases breathing and drainage</w:t>
       </w:r>
     </w:p>
     <w:p>
@@ -4084,7 +4084,7 @@
     </w:p>
     <w:p>
       <w:r>
-        <w:t>Solution: All HCWs should be vaccinated against hepatitis B.</w:t>
+        <w:t>Solution: ✅ Correct Answer: A. Recommended to prevent occupational HBV infection | 🧠 Clinical Rationale: All HCWs should be vaccinated against hepatitis B. | ❌ Why Not Others? | B — Not needed: not the appropriate nursing action here | C — Only for surgeons: not the appropriate nursing action here | D — Only for pregnant staff: not the appropriate nursing action here | ⚠️ Exam Trap: Read the exact question — the correct fact and its look-alike options are easy to interchange. | 💎 PNC Pearl: Recommended to prevent occupational HBV infection → All HCWs should be vaccinated against hepatitis B</w:t>
       </w:r>
     </w:p>
     <w:p>
@@ -4129,7 +4129,7 @@
     </w:p>
     <w:p>
       <w:r>
-        <w:t>Solution: PMSMA gives assured ANC services on the 9th.</w:t>
+        <w:t>Solution: ✅ Correct Answer: A. Free antenatal check-ups on the 9th of every month | 🧠 Clinical Rationale: PMSMA gives assured ANC services on the 9th. | ❌ Why Not Others? | B — Free meals to mothers: not the appropriate nursing action here | C — Free education: not the appropriate nursing action here | D — Family planning only: not the appropriate nursing action here | ⚠️ Exam Trap: Read the exact question — the correct fact and its look-alike options are easy to interchange. | 💎 PNC Pearl: Free antenatal check-ups on the 9th of every month → PMSMA gives assured ANC services on the 9th</w:t>
       </w:r>
     </w:p>
     <w:p>
@@ -4174,7 +4174,7 @@
     </w:p>
     <w:p>
       <w:r>
-        <w:t>Solution: LLINs prevent mosquito bites and malaria.</w:t>
+        <w:t>Solution: ✅ Correct Answer: A. Long-Lasting Insecticidal Net | 🧠 Clinical Rationale: LLINs prevent mosquito bites and malaria. | ❌ Why Not Others? | B — Local Level Insect Net: not the appropriate nursing action here | C — Lightweight Insecticide Net: not the appropriate nursing action here | D — Long-Lasting Immunization Net: not the appropriate nursing action here | ⚠️ Exam Trap: Don’t confuse "Long-Lasting Insecticidal Net" with "Long-Lasting Immunization Net" — they look alike and are easy to interchange. | 💎 PNC Pearl: Long-Lasting Insecticidal Net → LLINs prevent mosquito bites and malaria</w:t>
       </w:r>
     </w:p>
     <w:p>
@@ -4219,7 +4219,7 @@
     </w:p>
     <w:p>
       <w:r>
-        <w:t>Solution: Free diagnostics complement free drugs under NHM.</w:t>
+        <w:t>Solution: ✅ Correct Answer: A. Free diagnostic tests in public facilities | 🧠 Clinical Rationale: Free diagnostics complement free drugs under NHM. | ❌ Why Not Others? | B — Only ultrasound: not the appropriate nursing action here | C — Only blood sugar: not the appropriate nursing action here | D — Home testing kits: not the appropriate nursing action here | ⚠️ Exam Trap: Read the exact question — the correct fact and its look-alike options are easy to interchange. | 💎 PNC Pearl: Free diagnostic tests in public facilities → Free diagnostics complement free drugs under NHM</w:t>
       </w:r>
     </w:p>
     <w:p>
@@ -4264,7 +4264,7 @@
     </w:p>
     <w:p>
       <w:r>
-        <w:t>Solution: Referral systems route patients to appropriate care levels.</w:t>
+        <w:t>Solution: ✅ Correct Answer: A. The referral protocol by level of care | 🧠 Clinical Rationale: Referral systems route patients to appropriate care levels. | ❌ Why Not Others? | B — No protocol: not the appropriate nursing action here | C — Patient choice only: not the appropriate nursing action here | D — Random selection: not the appropriate nursing action here | ⚠️ Exam Trap: Read the exact question — the correct fact and its look-alike options are easy to interchange. | 💎 PNC Pearl: The referral protocol by level of care → Referral systems route patients to appropriate care levels</w:t>
       </w:r>
     </w:p>
     <w:p>
@@ -4309,7 +4309,7 @@
     </w:p>
     <w:p>
       <w:r>
-        <w:t>Solution: AMB aims for a 3-point annual reduction in anaemia.</w:t>
+        <w:t>Solution: ✅ Correct Answer: A. 3 percentage points per year | 🧠 Clinical Rationale: AMB aims for a 3-point annual reduction in anaemia. | ❌ Why Not Others? | B — 30 points per year: not the appropriate nursing action here | C — 0 points: not the appropriate nursing action here | D — 50 points per year: not the appropriate nursing action here | ⚠️ Exam Trap: Don’t confuse "3 percentage points per year" with "30 points per year" — they look alike and are easy to interchange. | 💎 PNC Pearl: 3 percentage points per year → AMB aims for a 3-point annual reduction in anaemia</w:t>
       </w:r>
     </w:p>
     <w:p>
@@ -4354,7 +4354,7 @@
     </w:p>
     <w:p>
       <w:r>
-        <w:t>Solution: MLCUs at district level provide midwife-led care.</w:t>
+        <w:t>Solution: ✅ Correct Answer: A. District hospitals and medical colleges | 🧠 Clinical Rationale: MLCUs at district level provide midwife-led care. | ❌ Why Not Others? | B — Villages only: not the appropriate nursing action here | C — Private clinics only: not the appropriate nursing action here | D — Schools: RKSK school health components screen and educate adolescents. | ⚠️ Exam Trap: Read the exact question — the correct fact and its look-alike options are easy to interchange. | 💎 PNC Pearl: District hospitals and medical colleges → MLCUs at district level provide midwife-led care</w:t>
       </w:r>
     </w:p>
     <w:p>
@@ -4399,7 +4399,7 @@
     </w:p>
     <w:p>
       <w:r>
-        <w:t>Solution: Medical termination of pregnancy services are available at approved public and private facilities.</w:t>
+        <w:t>Solution: ✅ Correct Answer: A. Under the MTP Act at approved facilities | 🧠 Clinical Rationale: Medical termination of pregnancy services are available at approved public and private facilities. | ❌ Why Not Others? | B — Only in private clinics: not the appropriate nursing action here | C — Only for married women: not the appropriate nursing action here | D — Only in metros: not the appropriate nursing action here | ⚠️ Exam Trap: Read the exact question — the correct fact and its look-alike options are easy to interchange. | 💎 PNC Pearl: Under the MTP Act at approved facilities → Medical termination of pregnancy services are available at approved public and private facilities</w:t>
       </w:r>
     </w:p>
     <w:p>
@@ -4444,7 +4444,7 @@
     </w:p>
     <w:p>
       <w:r>
-        <w:t>Solution: Vasectomy is simpler and safer, but tubectomy remains more common in India.</w:t>
+        <w:t>Solution: ✅ Correct Answer: A. A simple, safer permanent method than tubectomy | 🧠 Clinical Rationale: Vasectomy is simpler and safer, but tubectomy remains more common in India. | ❌ Why Not Others? | B — More complex than tubectomy: not the appropriate nursing action here | C — Unsafe: Childproof homes, stair gates, and supervision prevent falls. | D — Not available: not the appropriate nursing action here | ⚠️ Exam Trap: Don’t confuse "A simple, safer permanent method than tubectomy" with "More complex than tubectomy" — they look alike and are easy to interchange. | 💎 PNC Pearl: A simple, safer permanent method than tubectomy → Vasectomy is simpler and safer, but tubectomy remains more common in India</w:t>
       </w:r>
     </w:p>
     <w:p>
@@ -4489,7 +4489,7 @@
     </w:p>
     <w:p>
       <w:r>
-        <w:t>Solution: MDA distributes drugs (e.g., for filariasis) to whole populations.</w:t>
+        <w:t>Solution: ✅ Correct Answer: A. Mass Drug Administration | 🧠 Clinical Rationale: MDA distributes drugs (e.g., for filariasis) to whole populations. | ❌ Why Not Others? | B — Medical Dose Adjustment: not the appropriate nursing action here | C — Major Disease Assessment: not the appropriate nursing action here | D — Maternal Drug Advice: not the appropriate nursing action here | ⚠️ Exam Trap: Read the exact question — the correct fact and its look-alike options are easy to interchange. | 💎 PNC Pearl: Mass Drug Administration → MDA distributes drugs (e.g., for filariasis) to whole populations</w:t>
       </w:r>
     </w:p>
     <w:p>
@@ -4534,7 +4534,7 @@
     </w:p>
     <w:p>
       <w:r>
-        <w:t>Solution: MAM is treated mainly with supplementary nutrition.</w:t>
+        <w:t>Solution: ✅ Correct Answer: A. Moderate Acute Malnutrition | 🧠 Clinical Rationale: MAM is treated mainly with supplementary nutrition. | ❌ Why Not Others? | B — Mild Adult Malnutrition: not the appropriate nursing action here | C — Moderate Anaemia Measure: not the appropriate nursing action here | D — Medical Acute Malnutrition: not the appropriate nursing action here | ⚠️ Exam Trap: Don’t confuse "Moderate Acute Malnutrition" with "Medical Acute Malnutrition" — they look alike and are easy to interchange. | 💎 PNC Pearl: Moderate Acute Malnutrition → MAM is treated mainly with supplementary nutrition</w:t>
       </w:r>
     </w:p>
     <w:p>
@@ -4579,7 +4579,7 @@
     </w:p>
     <w:p>
       <w:r>
-        <w:t>Solution: Ayushman Bharat created 1.5 lakh HWCs for comprehensive primary care.</w:t>
+        <w:t>Solution: ✅ Correct Answer: A. Health and Wellness Centres (HWCs) | 🧠 Clinical Rationale: Ayushman Bharat created 1.5 lakh HWCs for comprehensive primary care. | ❌ Why Not Others? | B — Only AIIMS: not the appropriate nursing action here | C — Only district hospitals: not the appropriate nursing action here | D — Medical colleges: PMSSY establishes new AIIMS and upgrades government medical colleges. | ⚠️ Exam Trap: Read the exact question — the correct fact and its look-alike options are easy to interchange. | 💎 PNC Pearl: Health and Wellness Centres (HWCs) → Ayushman Bharat created 1.5 lakh HWCs for comprehensive primary care</w:t>
       </w:r>
     </w:p>
     <w:p>
@@ -4624,7 +4624,7 @@
     </w:p>
     <w:p>
       <w:r>
-        <w:t>Solution: NUHM (2013) addresses health of the urban population, especially the urban poor.</w:t>
+        <w:t>Solution: ✅ Correct Answer: A. Health needs of the urban poor and slum populations | 🧠 Clinical Rationale: NUHM (2013) addresses health of the urban population, especially the urban poor. | ❌ Why Not Others? | B — Only rural areas: not the appropriate nursing action here | C — Only metros: not the appropriate nursing action here | D — Only tribal areas: not the appropriate nursing action here | ⚠️ Exam Trap: Read the exact question — the correct fact and its look-alike options are easy to interchange. | 💎 PNC Pearl: Health needs of the urban poor and slum populations → NUHM (2013) addresses health of the urban population, especially the urban poor</w:t>
       </w:r>
     </w:p>
     <w:p>
@@ -4669,7 +4669,7 @@
     </w:p>
     <w:p>
       <w:r>
-        <w:t>Solution: LHVs supervise ANMs and community health workers.</w:t>
+        <w:t>Solution: ✅ Correct Answer: A. ANMs and ASHAs at the PHC level | 🧠 Clinical Rationale: LHVs supervise ANMs and community health workers. | ❌ Why Not Others? | B — Doctors: eSanjeevani brings doctors to underserved areas. | C — Hospital administrators: not the appropriate nursing action here | D — Patients: Supported employment improves recovery in severe mental illness. | ⚠️ Exam Trap: Read the exact question — the correct fact and its look-alike options are easy to interchange. | 💎 PNC Pearl: ANMs and ASHAs at the PHC level → LHVs supervise ANMs and community health workers</w:t>
       </w:r>
     </w:p>
     <w:p>
@@ -4714,7 +4714,7 @@
     </w:p>
     <w:p>
       <w:r>
-        <w:t>Solution: Saksham Anganwadis are modernised AWCs under Mission Saksham Anganwadi and POSHAN 2.0.</w:t>
+        <w:t>Solution: ✅ Correct Answer: A. Anganwadi centres under the new nutrition mission | 🧠 Clinical Rationale: Saksham Anganwadis are modernised AWCs under Mission Saksham Anganwadi and POSHAN 2.0. | ❌ Why Not Others? | B — Hospitals: Liaison services treat comorbidity and delirium. | C — Schools: RKSK school health components screen and educate adolescents. | D — Villages: SBM-G sought open defecation free villages and safe sanitation for all. | ⚠️ Exam Trap: Read the exact question — the correct fact and its look-alike options are easy to interchange. | 💎 PNC Pearl: Anganwadi centres under the new nutrition mission → Saksham Anganwadis are modernised AWCs under Mission Saksham Anganwadi and POSHAN 2.0</w:t>
       </w:r>
     </w:p>
     <w:p>
@@ -4759,7 +4759,7 @@
     </w:p>
     <w:p>
       <w:r>
-        <w:t>Solution: Heat always flows from hot to cold.</w:t>
+        <w:t>Solution: ✅ Correct Answer: A. Hotter body to a colder body | 🧠 Explanation: Heat always flows from hot to cold. | ❌ Why Not Others? | B — Colder to hotter: not the correct fact here | C — Same temperature bodies: not the correct fact here | D — Any direction: not the correct fact here | ⚠️ Exam Trap: Don’t confuse "Hotter body to a colder body" with "Colder to hotter" — they look alike and are easy to interchange. | 💎 PNC GK Pearl: Hotter body to a colder body → Heat always flows from hot to cold</w:t>
       </w:r>
     </w:p>
     <w:p>
@@ -4804,7 +4804,7 @@
     </w:p>
     <w:p>
       <w:r>
-        <w:t>Solution: Barmer, Jaisalmer, Bikaner, and Ganganagar (plus Jodhpur in part) touch the Pakistan border.</w:t>
+        <w:t>Solution: ✅ Correct Answer: A. 4 districts | 🧠 Explanation: Barmer, Jaisalmer, Bikaner, and Ganganagar (plus Jodhpur in part) touch the Pakistan border. | ❌ Why Not Others? | B — 2 districts: an incorrect number | C — 8 districts: an incorrect number | D — 10 districts: an incorrect number | ⚠️ Exam Trap: Read the exact question — the correct fact and its look-alike options are easy to interchange. | 💎 PNC GK Pearl: 4 districts → Barmer, Jaisalmer, Bikaner, and Ganganagar (plus Jodhpur in part) touch the Pakistan border</w:t>
       </w:r>
     </w:p>
     <w:p>
@@ -4849,7 +4849,7 @@
     </w:p>
     <w:p>
       <w:r>
-        <w:t>Solution: Brass = copper + zinc; bronze = copper + tin.</w:t>
+        <w:t>Solution: ✅ Correct Answer: A. Copper and zinc | 🧠 Explanation: Brass = copper + zinc; bronze = copper + tin. | ❌ Why Not Others? | B — Copper and tin: Bronze is copper-tin alloy. | C — Iron and carbon: not the correct fact here | D — Aluminium and copper: not the correct fact here | ⚠️ Exam Trap: Don’t confuse "Copper and zinc" with "Copper and tin" — they look alike and are easy to interchange. | 💎 PNC GK Pearl: Copper and zinc → Brass = copper + zinc; bronze = copper + tin</w:t>
       </w:r>
     </w:p>
     <w:p>
@@ -4894,7 +4894,7 @@
     </w:p>
     <w:p>
       <w:r>
-        <w:t>Solution: Sariska has tigers and leopards.</w:t>
+        <w:t>Solution: ✅ Correct Answer: A. Tiger | 🧠 Explanation: Sariska has tigers and leopards. | ❌ Why Not Others? | B — Lion: not the correct fact here | C — Leopard only: not the correct fact here | D — Bear only: not the correct fact here | ⚠️ Exam Trap: Read the exact question — the correct fact and its look-alike options are easy to interchange. | 💎 PNC GK Pearl: Tiger → Sariska has tigers and leopards</w:t>
       </w:r>
     </w:p>
     <w:p>
@@ -4939,7 +4939,7 @@
     </w:p>
     <w:p>
       <w:r>
-        <w:t>Solution: Fermentation by yeast produces alcohol and CO2.</w:t>
+        <w:t>Solution: ✅ Correct Answer: A. Fermentation | 🧠 Explanation: Fermentation by yeast produces alcohol and CO2. | ❌ Why Not Others? | B — Oxidation: Rusting is slow oxidation of iron in the presence of moisture and air. | C — Distillation: not the correct fact here | D — Evaporation: Occurs at the surface; boiling throughout the liquid. | ⚠️ Exam Trap: Read the exact question — the correct fact and its look-alike options are easy to interchange. | 💎 PNC GK Pearl: Fermentation → by yeast produces alcohol and CO2</w:t>
       </w:r>
     </w:p>
     <w:p>
@@ -4984,7 +4984,7 @@
     </w:p>
     <w:p>
       <w:r>
-        <w:t>Solution: These sheep breeds produce fine carpet wool.</w:t>
+        <w:t>Solution: ✅ Correct Answer: A. Fine wool | 🧠 Explanation: These sheep breeds produce fine carpet wool. | ❌ Why Not Others? | B — Milk: not the correct fact here | C — Meat only: not the correct fact here | D — Skin only: not the correct fact here | ⚠️ Exam Trap: Read the exact question — the correct fact and its look-alike options are easy to interchange. | 💎 PNC GK Pearl: Fine wool → These sheep breeds produce fine carpet wool</w:t>
       </w:r>
     </w:p>
     <w:p>
@@ -5029,7 +5029,7 @@
     </w:p>
     <w:p>
       <w:r>
-        <w:t>Solution: Teej honours Parvati's union with Shiva.</w:t>
+        <w:t>Solution: ✅ Correct Answer: A. Goddess Parvati | 📰 Why: Teej honours Parvati's union with Shiva. | ❌ Why Not Others? | B — Goddess Lakshmi: not the correct fact here | C — Goddess Saraswati: not the correct fact here | D — Goddess Durga: not the correct fact here | ⚠️ Exam Trap: Read the exact question — the correct fact and its look-alike options are easy to interchange. | 💎 PNC CA Pearl: Goddess Parvati → Teej honours Parvati's union with Shiva</w:t>
       </w:r>
     </w:p>
     <w:p>
@@ -5074,7 +5074,7 @@
     </w:p>
     <w:p>
       <w:r>
-        <w:t>Solution: Chiranjeevi Yojana gives annual health cover up to ₹25 lakh.</w:t>
+        <w:t>Solution: ✅ Correct Answer: A. Health cover of ₹25 lakh per family | 🧠 Clinical Rationale: Chiranjeevi Yojana gives annual health cover up to ₹25 lakh. | ❌ Why Not Others? | B — Free grain: not the appropriate nursing action here | C — Education aid: not the appropriate nursing action here | D — Water supply: not the appropriate nursing action here | ⚠️ Exam Trap: Read the exact question — the correct fact and its look-alike options are easy to interchange. | 💎 PNC Pearl: Health cover of ₹25 lakh per family → Chiranjeevi Yojana gives annual health cover up to ₹25 lakh</w:t>
       </w:r>
     </w:p>
     <w:p>
@@ -5119,7 +5119,7 @@
     </w:p>
     <w:p>
       <w:r>
-        <w:t>Solution: RIFF is Jodhpur's annual folk festival.</w:t>
+        <w:t>Solution: ✅ Correct Answer: A. Jodhpur | 📰 Why: RIFF is Jodhpur's annual folk festival. | ❌ Why Not Others? | B — Bikaner: not the correct fact here | C — Alwar: The Matsya festival honours the Matsya avatar in Alwar. | D — Sikar: not the correct fact here | ⚠️ Exam Trap: Read the exact question — the correct fact and its look-alike options are easy to interchange. | 💎 PNC CA Pearl: Jodhpur → RIFF is 's annual folk festival</w:t>
       </w:r>
     </w:p>
     <w:p>
@@ -5164,7 +5164,7 @@
     </w:p>
     <w:p>
       <w:r>
-        <w:t>Solution: K-4 is an SLBM with 3,500 km range.</w:t>
+        <w:t>Solution: ✅ Correct Answer: A. A submarine-launched ballistic missile | 🧠 Clinical Rationale: K-4 is an SLBM with 3,500 km range. | ❌ Why Not Others? | B — A SAM: not the appropriate nursing action here | C — An ICBM on land: not the appropriate nursing action here | D — A cruise missile: not the appropriate nursing action here | ⚠️ Exam Trap: Read the exact question — the correct fact and its look-alike options are easy to interchange. | 💎 PNC Pearl: A submarine-launched ballistic missile → K-4 is an SLBM with 3,500 km range</w:t>
       </w:r>
     </w:p>
     <w:p>
@@ -5209,7 +5209,7 @@
     </w:p>
     <w:p>
       <w:r>
-        <w:t>Solution: Mother Teresa won the Peace Prize in 1979.</w:t>
+        <w:t>Solution: ✅ Correct Answer: A. Mother Teresa | 🧠 Clinical Rationale: Mother Teresa won the Peace Prize in 1979. | ❌ Why Not Others? | B — Kalpana Chawla: Flew on Columbia in 1997. — not the first Indian woman | C — Indira Gandhi: Became PM in 1966. — not the first Indian woman | D — Sarojini Naidu: Was Governor of Uttar Pradesh. — not the first Indian woman | ⚠️ Exam Trap: Read the exact question — the correct fact and its look-alike options are easy to interchange. | 💎 PNC Pearl: Mother Teresa = the first Indian woman</w:t>
       </w:r>
     </w:p>
     <w:p>
@@ -5254,7 +5254,7 @@
     </w:p>
     <w:p>
       <w:r>
-        <w:t>Solution: The Maru Mahotsav (desert festival) is held in Jaisalmer.</w:t>
+        <w:t>Solution: ✅ Correct Answer: A. Jaisalmer | 📰 Why: The Maru Mahotsav (desert festival) is held in Jaisalmer. | ❌ Why Not Others? | B — Pushkar: not the correct fact here | C — Jaipur: Rajasthan Startup Fest 2024 took place in Jaipur. | D — Mount Abu: Hosts the Winter Festival. | ⚠️ Exam Trap: Read the exact question — the correct fact and its look-alike options are easy to interchange. | 💎 PNC CA Pearl: The Maru Mahotsav (desert festival) is held in Jaisalmer.</w:t>
       </w:r>
     </w:p>
     <w:p>
@@ -5299,7 +5299,7 @@
     </w:p>
     <w:p>
       <w:r>
-        <w:t>Solution: Bagidora was carved from Banswara.</w:t>
+        <w:t>Solution: ✅ Correct Answer: A. Banswara | 🧠 Explanation: Bagidora was carved from Banswara. | ❌ Why Not Others? | B — Dungarpur: The Som and Jakham rivers water Dungarpur. | C — Pratapgarh: Thewa is a unique gold-glass art of Pratapgarh. | D — Udaipur: Udaipur = Maharana Pratap | ⚠️ Exam Trap: Read the exact question — the correct fact and its look-alike options are easy to interchange. | 💎 PNC GK Pearl: Bagidora was carved from Banswara.</w:t>
       </w:r>
     </w:p>
     <w:p>
@@ -5344,7 +5344,7 @@
     </w:p>
     <w:p>
       <w:r>
-        <w:t>Solution: The Twelfth Schedule (1992) lists municipal functions.</w:t>
+        <w:t>Solution: ✅ Correct Answer: A. Municipalities | 🧠 Clinical Rationale: The Twelfth Schedule (1992) lists municipal functions. | ❌ Why Not Others? | B — Panchayats: The initiative rewards TB-free status at village level. | C — States: JSY provides ₹1400 in rural low-performing/high-focus states for BPL women (amounts vary by state and area). | D — Centre: NRCs treat severe acute malnutrition. | ⚠️ Exam Trap: Read the exact question — the correct fact and its look-alike options are easy to interchange. | 💎 PNC Pearl: Municipalities → The Twelfth Schedule (1992) lists municipal functions</w:t>
       </w:r>
     </w:p>
     <w:p>
@@ -5389,7 +5389,7 @@
     </w:p>
     <w:p>
       <w:r>
-        <w:t>Solution: Marusthali means 'land of the dead' for the Thar.</w:t>
+        <w:t>Solution: ✅ Correct Answer: A. Marusthali | 🧠 Clinical Rationale: Marusthali means 'land of the dead' for the Thar. | ❌ Why Not Others? | B — Rann: not the appropriate nursing action here | C — Malwa: not the appropriate nursing action here | D — Deccan: not the appropriate nursing action here | ⚠️ Exam Trap: Read the exact question — the correct fact and its look-alike options are easy to interchange. | 💎 PNC Pearl: Marusthali → means 'land of the dead' for the Thar</w:t>
       </w:r>
     </w:p>
     <w:p>
@@ -5434,7 +5434,7 @@
     </w:p>
     <w:p>
       <w:r>
-        <w:t>Solution: 'अथक' का अर्थ है बिना थके काम करने वाला।</w:t>
+        <w:t>Solution: ✅ Correct Answer: A. अथक | 🧠 Grammar Rule: 'अथक' का अर्थ है बिना थके काम करने वाला। | ❌ Why Not Others? | B — थका हुआ: not the correct answer here | C — शिथिल: not the correct answer here | D — आलसी: not the correct answer here | ⚠️ Exam Trap: Read the exact question — the correct fact and its look-alike options are easy to interchange. | 📌 Rule to Remember: अथक → का अर्थ है बिना थके काम करने वाला।</w:t>
       </w:r>
     </w:p>
     <w:p>
@@ -5479,7 +5479,7 @@
     </w:p>
     <w:p>
       <w:r>
-        <w:t>Solution: 'वाचाल' का अर्थ है अधिक बोलने वाला।</w:t>
+        <w:t>Solution: ✅ Correct Answer: A. वाचाल | 🧠 Grammar Rule: 'वाचाल' का अर्थ है अधिक बोलने वाला। | ❌ Why Not Others? | B — मूक: not the correct answer here | C — मौनी: not the correct answer here | D — अल्पभाषी: not the correct answer here | ⚠️ Exam Trap: Read the exact question — the correct fact and its look-alike options are easy to interchange. | 📌 Rule to Remember: वाचाल → का अर्थ है अधिक बोलने वाला।</w:t>
       </w:r>
     </w:p>
     <w:p>
@@ -5524,7 +5524,7 @@
     </w:p>
     <w:p>
       <w:r>
-        <w:t>Solution: swim-swam-swum.</w:t>
+        <w:t>Solution: ✅ Correct Answer: A. Swam | 🧠 Grammar Rule: swim-swam-swum. | ❌ Why Not Others? | B — Swum: not the correct answer here | C — Swimmed: not the correct answer here | D — Swan: not the correct answer here | ⚠️ Exam Trap: Read the exact question — the correct fact and its look-alike options are easy to interchange. | 📌 Rule to Remember: Swam → swim- -swum</w:t>
       </w:r>
     </w:p>
     <w:p>
@@ -5569,7 +5569,7 @@
     </w:p>
     <w:p>
       <w:r>
-        <w:t>Solution: 'सूर्य' का पर्यायवाची 'दिनकर' है।</w:t>
+        <w:t>Solution: ✅ Correct Answer: A. दिनकर | 🧠 Grammar Rule: 'सूर्य' का पर्यायवाची 'दिनकर' है। | ❌ Why Not Others? | B — चंद्रमा: 'चाँद' का पर्यायवाची 'चंद्रमा' है। | C — तारा: खगोल में 'ग्रह' (planet) का पर्यायवाची सामान्य हिंदी में नहीं है; 'नक्षत्र' तारों के समूह को कहते हैं। | D — ग्रह: खगोल में 'ग्रह' (planet) का पर्यायवाची सामान्य हिंदी में नहीं है; 'नक्षत्र' तारों के समूह को कहते हैं। | ⚠️ Exam Trap: Read the exact question — the correct fact and its look-alike options are easy to interchange. | 📌 Rule to Remember: दिनकर → सूर्य' का पर्यायवाची ' ' है।</w:t>
       </w:r>
     </w:p>
     <w:p>
@@ -5614,7 +5614,7 @@
     </w:p>
     <w:p>
       <w:r>
-        <w:t>Solution: 'Committee' has double m, t, e.</w:t>
+        <w:t>Solution: ✅ Correct Answer: A. Committee | 🧠 Grammar Rule: 'Committee' has double m, t, e. | ❌ Why Not Others? | B — Comittee: not the correct answer here | C — Commitee: not the correct answer here | D — Committtee: not the correct answer here | ⚠️ Exam Trap: Read the exact question — the correct fact and its look-alike options are easy to interchange. | 📌 Rule to Remember: Committee → has double m, t, e</w:t>
       </w:r>
     </w:p>
     <w:p>
@@ -5659,7 +5659,7 @@
     </w:p>
     <w:p>
       <w:r>
-        <w:t>Solution: 'व्याघ्र' बाघ का पर्यायवाची है।</w:t>
+        <w:t>Solution: ✅ Correct Answer: A. व्याघ्र | 🧠 Grammar Rule: 'व्याघ्र' बाघ का पर्यायवाची है। | ❌ Why Not Others? | B — केसरी: 'सिंह' का पर्यायवाची 'केसरी' या 'मृगेंद्र' है। | C — गज: 'हाथी' का पर्यायवाची 'गज' है। | D — मृग: not the correct answer here | ⚠️ Exam Trap: Read the exact question — the correct fact and its look-alike options are easy to interchange. | 📌 Rule to Remember: व्याघ्र → बाघ का पर्यायवाची है।</w:t>
       </w:r>
     </w:p>
     <w:p>
@@ -5704,7 +5704,7 @@
     </w:p>
     <w:p>
       <w:r>
-        <w:t>Solution: We say 'good at' a subject or skill.</w:t>
+        <w:t>Solution: ✅ Correct Answer: A. at | 🧠 Grammar Rule: We say 'good at' a subject or skill. | ❌ Why Not Others? | B — in: not the correct answer here | C — on: 'On' indicates the surface of the table. | D — with: 'Familiar with' is correct. | ⚠️ Exam Trap: Read the exact question — the correct fact and its look-alike options are easy to interchange. | 📌 Rule to Remember: at → We say 'good ' a subject or skill</w:t>
       </w:r>
     </w:p>
     <w:p>
@@ -5749,7 +5749,7 @@
     </w:p>
     <w:p>
       <w:r>
-        <w:t>Solution: Abundant means plentiful.</w:t>
+        <w:t>Solution: ✅ Correct Answer: A. Plentiful | 🧠 Grammar Rule: Abundant means plentiful. | ❌ Why Not Others? | B — Scarce: Abundant (plentiful) is opposite to scarce. | C — Tiny: not the correct answer here | D — Rare: 'Frequent' is common; 'rare' is its antonym. | ⚠️ Exam Trap: Read the exact question — the correct fact and its look-alike options are easy to interchange. | 📌 Rule to Remember: Plentiful → Abundant means</w:t>
       </w:r>
     </w:p>
     <w:p>
@@ -5794,7 +5794,7 @@
     </w:p>
     <w:p>
       <w:r>
-        <w:t>Solution: 'Vaccinate' has double c.</w:t>
+        <w:t>Solution: ✅ Correct Answer: A. Vaccinate | 🧠 Grammar Rule: 'Vaccinate' has double c. | ❌ Why Not Others? | B — Vaccinite: not the correct answer here | C — Vaccinatte: not the correct answer here | D — Vacinate: not the correct answer here | ⚠️ Exam Trap: Read the exact question — the correct fact and its look-alike options are easy to interchange. | 📌 Rule to Remember: Vaccinate → has double c</w:t>
       </w:r>
     </w:p>
     <w:p>
@@ -5839,7 +5839,7 @@
     </w:p>
     <w:p>
       <w:r>
-        <w:t>Solution: 'News' is singular; 'broadcast' is unchanged in the past.</w:t>
+        <w:t>Solution: ✅ Correct Answer: A. The news was broadcast on all channels. | 🧠 Grammar Rule: 'News' is singular; 'broadcast' is unchanged in the past. | ❌ Why Not Others? | B — The news were broadcast on all channels.: not the correct answer here | C — The news was broadcasted on all channels.: not the correct answer here | D — The news were broadcasted on all channels.: not the correct answer here | ⚠️ Exam Trap: Don’t confuse "The news was broadcast on all channels." with "The news were broadcast on all channels." — they look alike and are easy to interchange. | 📌 Rule to Remember: The news was broadcast on all channels. → News' is singular; 'broadcast' is unchanged in the past</w:t>
       </w:r>
     </w:p>
     <w:p>
@@ -5884,7 +5884,7 @@
     </w:p>
     <w:p>
       <w:r>
-        <w:t>Solution: 'Occasion' has one s.</w:t>
+        <w:t>Solution: ✅ Correct Answer: A. Occasion | 🧠 Grammar Rule: 'Occasion' has one s. | ❌ Why Not Others? | B — Occassion: not the correct answer here | C — Ocasion: not the correct answer here | D — Occasoin: not the correct answer here | ⚠️ Exam Trap: Read the exact question — the correct fact and its look-alike options are easy to interchange. | 📌 Rule to Remember: Occasion → has one s</w:t>
       </w:r>
     </w:p>
     <w:p>
@@ -5929,7 +5929,7 @@
     </w:p>
     <w:p>
       <w:r>
-        <w:t>Solution: 'भास्कर' सूर्य का पर्यायवाची है; शशि, रजनीश, विधु चंद्रमा के।</w:t>
+        <w:t>Solution: ✅ Correct Answer: A. भास्कर | 🧠 Grammar Rule: 'भास्कर' सूर्य का पर्यायवाची है; शशि, रजनीश, विधु चंद्रमा के। | ❌ Why Not Others? | B — शशि: 'शशि' चंद्रमा का पर्यायवाची है; दिनकर-दिवाकर-भास्कर सूर्य के। | C — रजनीश: not the correct answer here | D — विधु: 'विधु' चंद्रमा का पर्यायवाची है; दिवाकर और मार्तंड सूर्य के। | ⚠️ Exam Trap: Read the exact question — the correct fact and its look-alike options are easy to interchange. | 📌 Rule to Remember: भास्कर → सूर्य का पर्यायवाची है; शशि, रजनीश, विधु चंद्रमा के।</w:t>
       </w:r>
     </w:p>
     <w:p>
@@ -5974,7 +5974,7 @@
     </w:p>
     <w:p>
       <w:r>
-        <w:t>Solution: It means teasing playfully.</w:t>
+        <w:t>Solution: ✅ Correct Answer: A. To tease or joke with someone | 🧠 Grammar Rule: It means teasing playfully. | ❌ Why Not Others? | B — To injure someone: not the correct answer here | C — To help someone: not the correct answer here | D — To push someone: not the correct answer here | ⚠️ Exam Trap: Read the exact question — the correct fact and its look-alike options are easy to interchange. | 📌 Rule to Remember: To tease or joke with someone → It means teasing playfully</w:t>
       </w:r>
     </w:p>
     <w:p>
@@ -6019,7 +6019,7 @@
     </w:p>
     <w:p>
       <w:r>
-        <w:t>Solution: 'रात' का विलोम 'दिन' है।</w:t>
+        <w:t>Solution: ✅ Correct Answer: A. दिन | 🧠 Grammar Rule: 'रात' का विलोम 'दिन' है। | ❌ Why Not Others? | B — सुबह: 'प्रभात' का अर्थ सुबह है। | C — संध्या: not the correct answer here | D — प्रभात: not the correct answer here | ⚠️ Exam Trap: Read the exact question — the correct fact and its look-alike options are easy to interchange. | 📌 Rule to Remember: दिन → रात' का विलोम ' ' है।</w:t>
       </w:r>
     </w:p>
     <w:p>
@@ -6064,7 +6064,7 @@
     </w:p>
     <w:p>
       <w:r>
-        <w:t>Solution: 'लेखक' का स्त्रीलिंग 'लेखिका' है।</w:t>
+        <w:t>Solution: ✅ Correct Answer: A. लेखिका | 🧠 Grammar Rule: 'लेखक' का स्त्रीलिंग 'लेखिका' है। | ❌ Why Not Others? | B — लेखकिनी: not the correct answer here | C — लेखी: not the correct answer here | D — लेखिकी: not the correct answer here | ⚠️ Exam Trap: Read the exact question — the correct fact and its look-alike options are easy to interchange. | 📌 Rule to Remember: लेखिका → लेखक' का स्त्रीलिंग ' ' है।</w:t>
       </w:r>
     </w:p>
     <w:p>
@@ -6109,7 +6109,7 @@
     </w:p>
     <w:p>
       <w:r>
-        <w:t>Solution: Ctrl+U underlines the selected text.</w:t>
+        <w:t>Solution: ✅ Correct Answer: A. Ctrl + U | 🧠 Explanation: Ctrl+U underlines the selected text. | ❌ Why Not Others? | B — Ctrl + B: Ctrl+B bolds; Ctrl+I italics; Ctrl+U underline. | C — Ctrl + I: not the correct option here | D — Ctrl + L: not the correct option here | ⚠️ Exam Trap: Read the exact question — the correct fact and its look-alike options are easy to interchange. | 💎 PNC Pearl: Ctrl + U → Ctrl+U underlines the selected text</w:t>
       </w:r>
     </w:p>
     <w:p>
@@ -6154,7 +6154,7 @@
     </w:p>
     <w:p>
       <w:r>
-        <w:t>Solution: Races cause unpredictable results.</w:t>
+        <w:t>Solution: ✅ Correct Answer: A. Multiple threads access shared data without synchronisation | 🧠 Explanation: Races cause unpredictable results. | ❌ Why Not Others? | B — The CPU is slow: not the correct option here | C — The disk is full: not the correct option here | D — The network is down: not the correct option here | ⚠️ Exam Trap: Read the exact question — the correct fact and its look-alike options are easy to interchange. | 💎 PNC Pearl: Multiple threads access shared data without synchronisation → Races cause unpredictable results</w:t>
       </w:r>
     </w:p>
     <w:p>
@@ -6199,7 +6199,7 @@
     </w:p>
     <w:p>
       <w:r>
-        <w:t>Solution: GPS uses satellites to determine location.</w:t>
+        <w:t>Solution: ✅ Correct Answer: A. Global Positioning System | 🧠 Explanation: GPS uses satellites to determine location. | ❌ Why Not Others? | B — General Program Software: not the correct option here | C — Global Page Server: not the correct option here | D — Graphic Print System: not the correct option here | ⚠️ Exam Trap: Read the exact question — the correct fact and its look-alike options are easy to interchange. | 💎 PNC Pearl: Global Positioning System → GPS uses satellites to determine location</w:t>
       </w:r>
     </w:p>
     <w:p>
@@ -6244,7 +6244,7 @@
     </w:p>
     <w:p>
       <w:r>
-        <w:t>Solution: High hit ratios improve performance.</w:t>
+        <w:t>Solution: ✅ Correct Answer: A. How often requested data is found in cache | 🧠 Explanation: High hit ratios improve performance. | ❌ Why Not Others? | B — How often the disk fails: not the correct option here | C — The fan speed: not the correct option here | D — The screen brightness: not the correct option here | ⚠️ Exam Trap: Read the exact question — the correct fact and its look-alike options are easy to interchange. | 💎 PNC Pearl: How often requested data is found in cache → High hit ratios improve performance</w:t>
       </w:r>
     </w:p>
     <w:p>
@@ -6289,7 +6289,7 @@
     </w:p>
     <w:p>
       <w:r>
-        <w:t>Solution: UEFI replaces legacy BIOS with richer firmware.</w:t>
+        <w:t>Solution: ✅ Correct Answer: A. Uses a modern firmware with a GUI and faster boot | 🧠 Explanation: UEFI replaces legacy BIOS with richer firmware. | ❌ Why Not Others? | B — Is older: not the correct option here | C — Cannot boot disks: not the correct option here | D — Is a printer standard: not the correct option here | ⚠️ Exam Trap: Read the exact question — the correct fact and its look-alike options are easy to interchange. | 💎 PNC Pearl: Uses a modern firmware with a GUI and faster boot → UEFI replaces legacy BIOS with richer firmware</w:t>
       </w:r>
     </w:p>
     <w:p>
@@ -6334,7 +6334,7 @@
     </w:p>
     <w:p>
       <w:r>
-        <w:t>Solution: The CPU repeatedly fetches, decodes, and executes instructions.</w:t>
+        <w:t>Solution: ✅ Correct Answer: A. Fetch, decode, execute | 🧠 Explanation: The CPU repeatedly fetches, decodes, and executes instructions. | ❌ Why Not Others? | B — Print, save, delete: not the correct option here | C — Input, output, store: not the correct option here | D — Boot, login, logout: not the correct option here | ⚠️ Exam Trap: Read the exact question — the correct fact and its look-alike options are easy to interchange. | 💎 PNC Pearl: Fetch, decode, execute → The CPU repeatedly fetches, decodes, and executes instructions</w:t>
       </w:r>
     </w:p>
     <w:p>
@@ -6379,7 +6379,7 @@
     </w:p>
     <w:p>
       <w:r>
-        <w:t>Solution: Antivirus detects known signatures and suspicious behaviour.</w:t>
+        <w:t>Solution: ✅ Correct Answer: A. Matching files against virus signatures and behaviour patterns | 🧠 Explanation: Antivirus detects known signatures and suspicious behaviour. | ❌ Why Not Others? | B — Cooling the CPU: not the correct option here | C — Increasing RAM: not the correct option here | D — Changing passwords: not the correct option here | ⚠️ Exam Trap: Read the exact question — the correct fact and its look-alike options are easy to interchange. | 💎 PNC Pearl: Matching files against virus signatures and behaviour patterns → Antivirus detects known signatures and suspicious behaviour</w:t>
       </w:r>
     </w:p>
     <w:p>
@@ -6424,7 +6424,7 @@
     </w:p>
     <w:p>
       <w:r>
-        <w:t>Solution: CIA is the core model for information security.</w:t>
+        <w:t>Solution: ✅ Correct Answer: A. Confidentiality, Integrity, Availability | 🧠 Explanation: CIA is the core model for information security. | ❌ Why Not Others? | B — Central Internet Access: not the correct option here | C — Computer Information Authority: not the correct option here | D — Control Integrity Audit: not the correct option here | ⚠️ Exam Trap: Read the exact question — the correct fact and its look-alike options are easy to interchange. | 💎 PNC Pearl: Confidentiality, Integrity, Availability → CIA is the core model for information security</w:t>
       </w:r>
     </w:p>
     <w:p>
@@ -6469,7 +6469,7 @@
     </w:p>
     <w:p>
       <w:r>
-        <w:t>Solution: Purple teams share insights between attack and defence.</w:t>
+        <w:t>Solution: ✅ Correct Answer: A. Red and blue team efforts | 🧠 Explanation: Purple teams share insights between attack and defence. | ❌ Why Not Others? | B — Two attackers: not the correct option here | C — Two defenders: not the correct option here | D — Auditors only: not the correct option here | ⚠️ Exam Trap: Read the exact question — the correct fact and its look-alike options are easy to interchange. | 💎 PNC Pearl: Red and blue team efforts → Purple teams share insights between attack and defence</w:t>
       </w:r>
     </w:p>
     <w:p>
@@ -6514,7 +6514,7 @@
     </w:p>
     <w:p>
       <w:r>
-        <w:t>Solution: CASBs secure cloud services and data.</w:t>
+        <w:t>Solution: ✅ Correct Answer: A. Cloud application access | 🧠 Explanation: CASBs secure cloud services and data. | ❌ Why Not Others? | B — Only local files: not the correct option here | C — Only printers: not the correct option here | D — Only keyboards: not the correct option here | ⚠️ Exam Trap: Read the exact question — the correct fact and its look-alike options are easy to interchange. | 💎 PNC Pearl: Cloud application access → CASBs secure cloud services and data</w:t>
       </w:r>
     </w:p>
     <w:p>
@@ -6559,7 +6559,7 @@
     </w:p>
     <w:p>
       <w:r>
-        <w:t>Solution: A primary key ensures each row is unique and searchable.</w:t>
+        <w:t>Solution: ✅ Correct Answer: A. Uniquely identifies each record | 🧠 Explanation: A primary key ensures each row is unique and searchable. | ❌ Why Not Others? | B — Duplicates records: not the correct option here | C — Sorts records only: not the correct option here | D — Deletes records: not the correct option here | ⚠️ Exam Trap: Read the exact question — the correct fact and its look-alike options are easy to interchange. | 💎 PNC Pearl: Uniquely identifies each record → A primary key ensures each row is unique and searchable</w:t>
       </w:r>
     </w:p>
     <w:p>
@@ -6604,7 +6604,7 @@
     </w:p>
     <w:p>
       <w:r>
-        <w:t>Solution: Task Manager monitors processes, performance, and startup apps.</w:t>
+        <w:t>Solution: ✅ Correct Answer: A. View and manage running processes | 🧠 Explanation: Task Manager monitors processes, performance, and startup apps. | ❌ Why Not Others? | B — Edit documents: not the correct option here | C — Browse the web: not the correct option here | D — Play music: not the correct option here | ⚠️ Exam Trap: Read the exact question — the correct fact and its look-alike options are easy to interchange. | 💎 PNC Pearl: View and manage running processes → Task Manager monitors processes, performance, and startup apps</w:t>
       </w:r>
     </w:p>
     <w:p>
@@ -6649,7 +6649,7 @@
     </w:p>
     <w:p>
       <w:r>
-        <w:t>Solution: The MAC (Media Access Control) address uniquely identifies the hardware.</w:t>
+        <w:t>Solution: ✅ Correct Answer: A. MAC address | 🧠 Explanation: The MAC (Media Access Control) address uniquely identifies the hardware. | ❌ Why Not Others? | B — IP address: IP addresses (IPv4/IPv6) identify devices on a network. | C — DNS name: not the correct option here | D — URL: not the correct option here | ⚠️ Exam Trap: Read the exact question — the correct fact and its look-alike options are easy to interchange. | 💎 PNC Pearl: MAC address → The MAC (Media Access Control) address uniquely identifies the hardware</w:t>
       </w:r>
     </w:p>
     <w:p>
@@ -6694,7 +6694,7 @@
     </w:p>
     <w:p>
       <w:r>
-        <w:t>Solution: Matrix-heavy ML training parallelizes well on GPUs.</w:t>
+        <w:t>Solution: ✅ Correct Answer: A. Handle many parallel calculations efficiently | 🧠 Explanation: Matrix-heavy ML training parallelizes well on GPUs. | ❌ Why Not Others? | B — Store more text: not the correct option here | C — Print faster: not the correct option here | D — Cool servers: not the correct option here | ⚠️ Exam Trap: Read the exact question — the correct fact and its look-alike options are easy to interchange. | 💎 PNC Pearl: Handle many parallel calculations efficiently → Matrix-heavy ML training parallelizes well on GPUs</w:t>
       </w:r>
     </w:p>
     <w:p>
@@ -6739,7 +6739,7 @@
     </w:p>
     <w:p>
       <w:r>
-        <w:t>Solution: Digital signatures authenticate senders and detect tampering.</w:t>
+        <w:t>Solution: ✅ Correct Answer: A. Authenticity and integrity of a message | 🧠 Explanation: Digital signatures authenticate senders and detect tampering. | ❌ Why Not Others? | B — Size of a file: not the correct option here | C — Colour of an image: not the correct option here | D — Speed of a network: not the correct option here | ⚠️ Exam Trap: Read the exact question — the correct fact and its look-alike options are easy to interchange. | 💎 PNC Pearl: Authenticity and integrity of a message → Digital signatures authenticate senders and detect tampering</w:t>
       </w:r>
     </w:p>
     <w:p>
